--- a/assets/data/Mindset test/temp.docx
+++ b/assets/data/Mindset test/temp.docx
@@ -1,6 +1,6 @@
 
 <file path=word/document.xml><?xml version="1.0" encoding="utf-8"?>
-<w:document xmlns:wpc="http://schemas.microsoft.com/office/word/2010/wordprocessingCanvas" xmlns:cx="http://schemas.microsoft.com/office/drawing/2014/chartex" xmlns:cx1="http://schemas.microsoft.com/office/drawing/2015/9/8/chartex" xmlns:cx2="http://schemas.microsoft.com/office/drawing/2015/10/21/chartex" xmlns:cx3="http://schemas.microsoft.com/office/drawing/2016/5/9/chartex" xmlns:cx4="http://schemas.microsoft.com/office/drawing/2016/5/10/chartex" xmlns:cx5="http://schemas.microsoft.com/office/drawing/2016/5/11/chartex" xmlns:cx6="http://schemas.microsoft.com/office/drawing/2016/5/12/chartex" xmlns:cx7="http://schemas.microsoft.com/office/drawing/2016/5/13/chartex" xmlns:cx8="http://schemas.microsoft.com/office/drawing/2016/5/14/chartex" xmlns:mc="http://schemas.openxmlformats.org/markup-compatibility/2006" xmlns:aink="http://schemas.microsoft.com/office/drawing/2016/ink" xmlns:am3d="http://schemas.microsoft.com/office/drawing/2017/model3d" xmlns:o="urn:schemas-microsoft-com:office:office" xmlns:oel="http://schemas.microsoft.com/office/2019/extlst" xmlns:r="http://schemas.openxmlformats.org/officeDocument/2006/relationships" xmlns:m="http://schemas.openxmlformats.org/officeDocument/2006/math" xmlns:v="urn:schemas-microsoft-com:vml" xmlns:wp14="http://schemas.microsoft.com/office/word/2010/wordprocessingDrawing" xmlns:wp="http://schemas.openxmlformats.org/drawingml/2006/wordprocessingDrawing" xmlns:w10="urn:schemas-microsoft-com:office:word" xmlns:w="http://schemas.openxmlformats.org/wordprocessingml/2006/main" xmlns:w14="http://schemas.microsoft.com/office/word/2010/wordml" xmlns:w15="http://schemas.microsoft.com/office/word/2012/wordml" xmlns:w16cei="http://schemas.microsoft.com/office/word/2026/wordml/cei" xmlns:w16cex="http://schemas.microsoft.com/office/word/2018/wordml/cex" xmlns:w16cid="http://schemas.microsoft.com/office/word/2016/wordml/cid" xmlns:w16="http://schemas.microsoft.com/office/word/2018/wordml" xmlns:w16du="http://schemas.microsoft.com/office/word/2023/wordml/word16du" xmlns:w16sdtdh="http://schemas.microsoft.com/office/word/2020/wordml/sdtdatahash" xmlns:w16sdtfl="http://schemas.microsoft.com/office/word/2024/wordml/sdtformatlock" xmlns:w16se="http://schemas.microsoft.com/office/word/2015/wordml/symex" xmlns:wpg="http://schemas.microsoft.com/office/word/2010/wordprocessingGroup" xmlns:wpi="http://schemas.microsoft.com/office/word/2010/wordprocessingInk" xmlns:wne="http://schemas.microsoft.com/office/word/2006/wordml" xmlns:wps="http://schemas.microsoft.com/office/word/2010/wordprocessingShape" mc:Ignorable="w14 w15 w16se w16cid w16 w16cex w16sdtdh w16sdtfl w16du wp14">
+<w:document xmlns:wpc="http://schemas.microsoft.com/office/word/2010/wordprocessingCanvas" xmlns:cx="http://schemas.microsoft.com/office/drawing/2014/chartex" xmlns:cx1="http://schemas.microsoft.com/office/drawing/2015/9/8/chartex" xmlns:cx2="http://schemas.microsoft.com/office/drawing/2015/10/21/chartex" xmlns:cx3="http://schemas.microsoft.com/office/drawing/2016/5/9/chartex" xmlns:cx4="http://schemas.microsoft.com/office/drawing/2016/5/10/chartex" xmlns:cx5="http://schemas.microsoft.com/office/drawing/2016/5/11/chartex" xmlns:cx6="http://schemas.microsoft.com/office/drawing/2016/5/12/chartex" xmlns:cx7="http://schemas.microsoft.com/office/drawing/2016/5/13/chartex" xmlns:cx8="http://schemas.microsoft.com/office/drawing/2016/5/14/chartex" xmlns:mc="http://schemas.openxmlformats.org/markup-compatibility/2006" xmlns:aink="http://schemas.microsoft.com/office/drawing/2016/ink" xmlns:am3d="http://schemas.microsoft.com/office/drawing/2017/model3d" xmlns:o="urn:schemas-microsoft-com:office:office" xmlns:oel="http://schemas.microsoft.com/office/2019/extlst" xmlns:r="http://schemas.openxmlformats.org/officeDocument/2006/relationships" xmlns:m="http://schemas.openxmlformats.org/officeDocument/2006/math" xmlns:v="urn:schemas-microsoft-com:vml" xmlns:wp14="http://schemas.microsoft.com/office/word/2010/wordprocessingDrawing" xmlns:wp="http://schemas.openxmlformats.org/drawingml/2006/wordprocessingDrawing" xmlns:w10="urn:schemas-microsoft-com:office:word" xmlns:w="http://schemas.openxmlformats.org/wordprocessingml/2006/main" xmlns:w14="http://schemas.microsoft.com/office/word/2010/wordml" xmlns:w15="http://schemas.microsoft.com/office/word/2012/wordml" xmlns:w16cex="http://schemas.microsoft.com/office/word/2018/wordml/cex" xmlns:w16cid="http://schemas.microsoft.com/office/word/2016/wordml/cid" xmlns:w16="http://schemas.microsoft.com/office/word/2018/wordml" xmlns:w16sdtdh="http://schemas.microsoft.com/office/word/2020/wordml/sdtdatahash" xmlns:w16se="http://schemas.microsoft.com/office/word/2015/wordml/symex" xmlns:wpg="http://schemas.microsoft.com/office/word/2010/wordprocessingGroup" xmlns:wpi="http://schemas.microsoft.com/office/word/2010/wordprocessingInk" xmlns:wne="http://schemas.microsoft.com/office/word/2006/wordml" xmlns:wps="http://schemas.microsoft.com/office/word/2010/wordprocessingShape" mc:Ignorable="w14 w15 w16se w16cid w16 w16cex w16sdtdh wp14">
   <w:body>
     <w:p>
       <w:pPr>
@@ -219,7 +219,19 @@
               <w:rPr>
                 <w:iCs/>
               </w:rPr>
-              <w:t xml:space="preserve"> other family members are you close to?</w:t>
+              <w:t xml:space="preserve"> other family members are you </w:t>
+            </w:r>
+            <w:r>
+              <w:rPr>
+                <w:rStyle w:val="BlkCh"/>
+              </w:rPr>
+              <w:t>close</w:t>
+            </w:r>
+            <w:r>
+              <w:rPr>
+                <w:iCs/>
+              </w:rPr>
+              <w:t xml:space="preserve"> to?</w:t>
             </w:r>
           </w:p>
         </w:tc>
@@ -670,7 +682,7 @@
 </file>
 
 <file path=word/endnotes.xml><?xml version="1.0" encoding="utf-8"?>
-<w:endnotes xmlns:wpc="http://schemas.microsoft.com/office/word/2010/wordprocessingCanvas" xmlns:cx="http://schemas.microsoft.com/office/drawing/2014/chartex" xmlns:cx1="http://schemas.microsoft.com/office/drawing/2015/9/8/chartex" xmlns:cx2="http://schemas.microsoft.com/office/drawing/2015/10/21/chartex" xmlns:cx3="http://schemas.microsoft.com/office/drawing/2016/5/9/chartex" xmlns:cx4="http://schemas.microsoft.com/office/drawing/2016/5/10/chartex" xmlns:cx5="http://schemas.microsoft.com/office/drawing/2016/5/11/chartex" xmlns:cx6="http://schemas.microsoft.com/office/drawing/2016/5/12/chartex" xmlns:cx7="http://schemas.microsoft.com/office/drawing/2016/5/13/chartex" xmlns:cx8="http://schemas.microsoft.com/office/drawing/2016/5/14/chartex" xmlns:mc="http://schemas.openxmlformats.org/markup-compatibility/2006" xmlns:aink="http://schemas.microsoft.com/office/drawing/2016/ink" xmlns:am3d="http://schemas.microsoft.com/office/drawing/2017/model3d" xmlns:o="urn:schemas-microsoft-com:office:office" xmlns:oel="http://schemas.microsoft.com/office/2019/extlst" xmlns:r="http://schemas.openxmlformats.org/officeDocument/2006/relationships" xmlns:m="http://schemas.openxmlformats.org/officeDocument/2006/math" xmlns:v="urn:schemas-microsoft-com:vml" xmlns:wp14="http://schemas.microsoft.com/office/word/2010/wordprocessingDrawing" xmlns:wp="http://schemas.openxmlformats.org/drawingml/2006/wordprocessingDrawing" xmlns:w10="urn:schemas-microsoft-com:office:word" xmlns:w="http://schemas.openxmlformats.org/wordprocessingml/2006/main" xmlns:w14="http://schemas.microsoft.com/office/word/2010/wordml" xmlns:w15="http://schemas.microsoft.com/office/word/2012/wordml" xmlns:w16cei="http://schemas.microsoft.com/office/word/2026/wordml/cei" xmlns:w16cex="http://schemas.microsoft.com/office/word/2018/wordml/cex" xmlns:w16cid="http://schemas.microsoft.com/office/word/2016/wordml/cid" xmlns:w16="http://schemas.microsoft.com/office/word/2018/wordml" xmlns:w16du="http://schemas.microsoft.com/office/word/2023/wordml/word16du" xmlns:w16sdtdh="http://schemas.microsoft.com/office/word/2020/wordml/sdtdatahash" xmlns:w16sdtfl="http://schemas.microsoft.com/office/word/2024/wordml/sdtformatlock" xmlns:w16se="http://schemas.microsoft.com/office/word/2015/wordml/symex" xmlns:wpg="http://schemas.microsoft.com/office/word/2010/wordprocessingGroup" xmlns:wpi="http://schemas.microsoft.com/office/word/2010/wordprocessingInk" xmlns:wne="http://schemas.microsoft.com/office/word/2006/wordml" xmlns:wps="http://schemas.microsoft.com/office/word/2010/wordprocessingShape" mc:Ignorable="w14 w15 w16se w16cid w16 w16cex w16sdtdh w16sdtfl w16du wp14">
+<w:endnotes xmlns:wpc="http://schemas.microsoft.com/office/word/2010/wordprocessingCanvas" xmlns:cx="http://schemas.microsoft.com/office/drawing/2014/chartex" xmlns:cx1="http://schemas.microsoft.com/office/drawing/2015/9/8/chartex" xmlns:cx2="http://schemas.microsoft.com/office/drawing/2015/10/21/chartex" xmlns:cx3="http://schemas.microsoft.com/office/drawing/2016/5/9/chartex" xmlns:cx4="http://schemas.microsoft.com/office/drawing/2016/5/10/chartex" xmlns:cx5="http://schemas.microsoft.com/office/drawing/2016/5/11/chartex" xmlns:cx6="http://schemas.microsoft.com/office/drawing/2016/5/12/chartex" xmlns:cx7="http://schemas.microsoft.com/office/drawing/2016/5/13/chartex" xmlns:cx8="http://schemas.microsoft.com/office/drawing/2016/5/14/chartex" xmlns:mc="http://schemas.openxmlformats.org/markup-compatibility/2006" xmlns:aink="http://schemas.microsoft.com/office/drawing/2016/ink" xmlns:am3d="http://schemas.microsoft.com/office/drawing/2017/model3d" xmlns:o="urn:schemas-microsoft-com:office:office" xmlns:oel="http://schemas.microsoft.com/office/2019/extlst" xmlns:r="http://schemas.openxmlformats.org/officeDocument/2006/relationships" xmlns:m="http://schemas.openxmlformats.org/officeDocument/2006/math" xmlns:v="urn:schemas-microsoft-com:vml" xmlns:wp14="http://schemas.microsoft.com/office/word/2010/wordprocessingDrawing" xmlns:wp="http://schemas.openxmlformats.org/drawingml/2006/wordprocessingDrawing" xmlns:w10="urn:schemas-microsoft-com:office:word" xmlns:w="http://schemas.openxmlformats.org/wordprocessingml/2006/main" xmlns:w14="http://schemas.microsoft.com/office/word/2010/wordml" xmlns:w15="http://schemas.microsoft.com/office/word/2012/wordml" xmlns:w16cex="http://schemas.microsoft.com/office/word/2018/wordml/cex" xmlns:w16cid="http://schemas.microsoft.com/office/word/2016/wordml/cid" xmlns:w16="http://schemas.microsoft.com/office/word/2018/wordml" xmlns:w16sdtdh="http://schemas.microsoft.com/office/word/2020/wordml/sdtdatahash" xmlns:w16se="http://schemas.microsoft.com/office/word/2015/wordml/symex" xmlns:wpg="http://schemas.microsoft.com/office/word/2010/wordprocessingGroup" xmlns:wpi="http://schemas.microsoft.com/office/word/2010/wordprocessingInk" xmlns:wne="http://schemas.microsoft.com/office/word/2006/wordml" xmlns:wps="http://schemas.microsoft.com/office/word/2010/wordprocessingShape" mc:Ignorable="w14 w15 w16se w16cid w16 w16cex w16sdtdh wp14">
   <w:endnote w:type="separator" w:id="-1">
     <w:p>
       <w:pPr>
@@ -695,7 +707,7 @@
 </file>
 
 <file path=word/footer1.xml><?xml version="1.0" encoding="utf-8"?>
-<w:ftr xmlns:wpc="http://schemas.microsoft.com/office/word/2010/wordprocessingCanvas" xmlns:cx="http://schemas.microsoft.com/office/drawing/2014/chartex" xmlns:cx1="http://schemas.microsoft.com/office/drawing/2015/9/8/chartex" xmlns:cx2="http://schemas.microsoft.com/office/drawing/2015/10/21/chartex" xmlns:cx3="http://schemas.microsoft.com/office/drawing/2016/5/9/chartex" xmlns:cx4="http://schemas.microsoft.com/office/drawing/2016/5/10/chartex" xmlns:cx5="http://schemas.microsoft.com/office/drawing/2016/5/11/chartex" xmlns:cx6="http://schemas.microsoft.com/office/drawing/2016/5/12/chartex" xmlns:cx7="http://schemas.microsoft.com/office/drawing/2016/5/13/chartex" xmlns:cx8="http://schemas.microsoft.com/office/drawing/2016/5/14/chartex" xmlns:mc="http://schemas.openxmlformats.org/markup-compatibility/2006" xmlns:aink="http://schemas.microsoft.com/office/drawing/2016/ink" xmlns:am3d="http://schemas.microsoft.com/office/drawing/2017/model3d" xmlns:o="urn:schemas-microsoft-com:office:office" xmlns:oel="http://schemas.microsoft.com/office/2019/extlst" xmlns:r="http://schemas.openxmlformats.org/officeDocument/2006/relationships" xmlns:m="http://schemas.openxmlformats.org/officeDocument/2006/math" xmlns:v="urn:schemas-microsoft-com:vml" xmlns:wp14="http://schemas.microsoft.com/office/word/2010/wordprocessingDrawing" xmlns:wp="http://schemas.openxmlformats.org/drawingml/2006/wordprocessingDrawing" xmlns:w10="urn:schemas-microsoft-com:office:word" xmlns:w="http://schemas.openxmlformats.org/wordprocessingml/2006/main" xmlns:w14="http://schemas.microsoft.com/office/word/2010/wordml" xmlns:w15="http://schemas.microsoft.com/office/word/2012/wordml" xmlns:w16cei="http://schemas.microsoft.com/office/word/2026/wordml/cei" xmlns:w16cex="http://schemas.microsoft.com/office/word/2018/wordml/cex" xmlns:w16cid="http://schemas.microsoft.com/office/word/2016/wordml/cid" xmlns:w16="http://schemas.microsoft.com/office/word/2018/wordml" xmlns:w16du="http://schemas.microsoft.com/office/word/2023/wordml/word16du" xmlns:w16sdtdh="http://schemas.microsoft.com/office/word/2020/wordml/sdtdatahash" xmlns:w16sdtfl="http://schemas.microsoft.com/office/word/2024/wordml/sdtformatlock" xmlns:w16se="http://schemas.microsoft.com/office/word/2015/wordml/symex" xmlns:wpg="http://schemas.microsoft.com/office/word/2010/wordprocessingGroup" xmlns:wpi="http://schemas.microsoft.com/office/word/2010/wordprocessingInk" xmlns:wne="http://schemas.microsoft.com/office/word/2006/wordml" xmlns:wps="http://schemas.microsoft.com/office/word/2010/wordprocessingShape" mc:Ignorable="w14 w15 w16se w16cid w16 w16cex w16sdtdh w16sdtfl w16du wp14">
+<w:ftr xmlns:wpc="http://schemas.microsoft.com/office/word/2010/wordprocessingCanvas" xmlns:cx="http://schemas.microsoft.com/office/drawing/2014/chartex" xmlns:cx1="http://schemas.microsoft.com/office/drawing/2015/9/8/chartex" xmlns:cx2="http://schemas.microsoft.com/office/drawing/2015/10/21/chartex" xmlns:cx3="http://schemas.microsoft.com/office/drawing/2016/5/9/chartex" xmlns:cx4="http://schemas.microsoft.com/office/drawing/2016/5/10/chartex" xmlns:cx5="http://schemas.microsoft.com/office/drawing/2016/5/11/chartex" xmlns:cx6="http://schemas.microsoft.com/office/drawing/2016/5/12/chartex" xmlns:cx7="http://schemas.microsoft.com/office/drawing/2016/5/13/chartex" xmlns:cx8="http://schemas.microsoft.com/office/drawing/2016/5/14/chartex" xmlns:mc="http://schemas.openxmlformats.org/markup-compatibility/2006" xmlns:aink="http://schemas.microsoft.com/office/drawing/2016/ink" xmlns:am3d="http://schemas.microsoft.com/office/drawing/2017/model3d" xmlns:o="urn:schemas-microsoft-com:office:office" xmlns:oel="http://schemas.microsoft.com/office/2019/extlst" xmlns:r="http://schemas.openxmlformats.org/officeDocument/2006/relationships" xmlns:m="http://schemas.openxmlformats.org/officeDocument/2006/math" xmlns:v="urn:schemas-microsoft-com:vml" xmlns:wp14="http://schemas.microsoft.com/office/word/2010/wordprocessingDrawing" xmlns:wp="http://schemas.openxmlformats.org/drawingml/2006/wordprocessingDrawing" xmlns:w10="urn:schemas-microsoft-com:office:word" xmlns:w="http://schemas.openxmlformats.org/wordprocessingml/2006/main" xmlns:w14="http://schemas.microsoft.com/office/word/2010/wordml" xmlns:w15="http://schemas.microsoft.com/office/word/2012/wordml" xmlns:w16cex="http://schemas.microsoft.com/office/word/2018/wordml/cex" xmlns:w16cid="http://schemas.microsoft.com/office/word/2016/wordml/cid" xmlns:w16="http://schemas.microsoft.com/office/word/2018/wordml" xmlns:w16sdtdh="http://schemas.microsoft.com/office/word/2020/wordml/sdtdatahash" xmlns:w16se="http://schemas.microsoft.com/office/word/2015/wordml/symex" xmlns:wpg="http://schemas.microsoft.com/office/word/2010/wordprocessingGroup" xmlns:wpi="http://schemas.microsoft.com/office/word/2010/wordprocessingInk" xmlns:wne="http://schemas.microsoft.com/office/word/2006/wordml" xmlns:wps="http://schemas.microsoft.com/office/word/2010/wordprocessingShape" mc:Ignorable="w14 w15 w16se w16cid w16 w16cex w16sdtdh wp14">
   <w:sdt>
     <w:sdtPr>
       <w:id w:val="-1056395714"/>
@@ -748,7 +760,7 @@
 </file>
 
 <file path=word/footnotes.xml><?xml version="1.0" encoding="utf-8"?>
-<w:footnotes xmlns:wpc="http://schemas.microsoft.com/office/word/2010/wordprocessingCanvas" xmlns:cx="http://schemas.microsoft.com/office/drawing/2014/chartex" xmlns:cx1="http://schemas.microsoft.com/office/drawing/2015/9/8/chartex" xmlns:cx2="http://schemas.microsoft.com/office/drawing/2015/10/21/chartex" xmlns:cx3="http://schemas.microsoft.com/office/drawing/2016/5/9/chartex" xmlns:cx4="http://schemas.microsoft.com/office/drawing/2016/5/10/chartex" xmlns:cx5="http://schemas.microsoft.com/office/drawing/2016/5/11/chartex" xmlns:cx6="http://schemas.microsoft.com/office/drawing/2016/5/12/chartex" xmlns:cx7="http://schemas.microsoft.com/office/drawing/2016/5/13/chartex" xmlns:cx8="http://schemas.microsoft.com/office/drawing/2016/5/14/chartex" xmlns:mc="http://schemas.openxmlformats.org/markup-compatibility/2006" xmlns:aink="http://schemas.microsoft.com/office/drawing/2016/ink" xmlns:am3d="http://schemas.microsoft.com/office/drawing/2017/model3d" xmlns:o="urn:schemas-microsoft-com:office:office" xmlns:oel="http://schemas.microsoft.com/office/2019/extlst" xmlns:r="http://schemas.openxmlformats.org/officeDocument/2006/relationships" xmlns:m="http://schemas.openxmlformats.org/officeDocument/2006/math" xmlns:v="urn:schemas-microsoft-com:vml" xmlns:wp14="http://schemas.microsoft.com/office/word/2010/wordprocessingDrawing" xmlns:wp="http://schemas.openxmlformats.org/drawingml/2006/wordprocessingDrawing" xmlns:w10="urn:schemas-microsoft-com:office:word" xmlns:w="http://schemas.openxmlformats.org/wordprocessingml/2006/main" xmlns:w14="http://schemas.microsoft.com/office/word/2010/wordml" xmlns:w15="http://schemas.microsoft.com/office/word/2012/wordml" xmlns:w16cei="http://schemas.microsoft.com/office/word/2026/wordml/cei" xmlns:w16cex="http://schemas.microsoft.com/office/word/2018/wordml/cex" xmlns:w16cid="http://schemas.microsoft.com/office/word/2016/wordml/cid" xmlns:w16="http://schemas.microsoft.com/office/word/2018/wordml" xmlns:w16du="http://schemas.microsoft.com/office/word/2023/wordml/word16du" xmlns:w16sdtdh="http://schemas.microsoft.com/office/word/2020/wordml/sdtdatahash" xmlns:w16sdtfl="http://schemas.microsoft.com/office/word/2024/wordml/sdtformatlock" xmlns:w16se="http://schemas.microsoft.com/office/word/2015/wordml/symex" xmlns:wpg="http://schemas.microsoft.com/office/word/2010/wordprocessingGroup" xmlns:wpi="http://schemas.microsoft.com/office/word/2010/wordprocessingInk" xmlns:wne="http://schemas.microsoft.com/office/word/2006/wordml" xmlns:wps="http://schemas.microsoft.com/office/word/2010/wordprocessingShape" mc:Ignorable="w14 w15 w16se w16cid w16 w16cex w16sdtdh w16sdtfl w16du wp14">
+<w:footnotes xmlns:wpc="http://schemas.microsoft.com/office/word/2010/wordprocessingCanvas" xmlns:cx="http://schemas.microsoft.com/office/drawing/2014/chartex" xmlns:cx1="http://schemas.microsoft.com/office/drawing/2015/9/8/chartex" xmlns:cx2="http://schemas.microsoft.com/office/drawing/2015/10/21/chartex" xmlns:cx3="http://schemas.microsoft.com/office/drawing/2016/5/9/chartex" xmlns:cx4="http://schemas.microsoft.com/office/drawing/2016/5/10/chartex" xmlns:cx5="http://schemas.microsoft.com/office/drawing/2016/5/11/chartex" xmlns:cx6="http://schemas.microsoft.com/office/drawing/2016/5/12/chartex" xmlns:cx7="http://schemas.microsoft.com/office/drawing/2016/5/13/chartex" xmlns:cx8="http://schemas.microsoft.com/office/drawing/2016/5/14/chartex" xmlns:mc="http://schemas.openxmlformats.org/markup-compatibility/2006" xmlns:aink="http://schemas.microsoft.com/office/drawing/2016/ink" xmlns:am3d="http://schemas.microsoft.com/office/drawing/2017/model3d" xmlns:o="urn:schemas-microsoft-com:office:office" xmlns:oel="http://schemas.microsoft.com/office/2019/extlst" xmlns:r="http://schemas.openxmlformats.org/officeDocument/2006/relationships" xmlns:m="http://schemas.openxmlformats.org/officeDocument/2006/math" xmlns:v="urn:schemas-microsoft-com:vml" xmlns:wp14="http://schemas.microsoft.com/office/word/2010/wordprocessingDrawing" xmlns:wp="http://schemas.openxmlformats.org/drawingml/2006/wordprocessingDrawing" xmlns:w10="urn:schemas-microsoft-com:office:word" xmlns:w="http://schemas.openxmlformats.org/wordprocessingml/2006/main" xmlns:w14="http://schemas.microsoft.com/office/word/2010/wordml" xmlns:w15="http://schemas.microsoft.com/office/word/2012/wordml" xmlns:w16cex="http://schemas.microsoft.com/office/word/2018/wordml/cex" xmlns:w16cid="http://schemas.microsoft.com/office/word/2016/wordml/cid" xmlns:w16="http://schemas.microsoft.com/office/word/2018/wordml" xmlns:w16sdtdh="http://schemas.microsoft.com/office/word/2020/wordml/sdtdatahash" xmlns:w16se="http://schemas.microsoft.com/office/word/2015/wordml/symex" xmlns:wpg="http://schemas.microsoft.com/office/word/2010/wordprocessingGroup" xmlns:wpi="http://schemas.microsoft.com/office/word/2010/wordprocessingInk" xmlns:wne="http://schemas.microsoft.com/office/word/2006/wordml" xmlns:wps="http://schemas.microsoft.com/office/word/2010/wordprocessingShape" mc:Ignorable="w14 w15 w16se w16cid w16 w16cex w16sdtdh wp14">
   <w:footnote w:type="separator" w:id="-1">
     <w:p>
       <w:pPr>
@@ -773,7 +785,7 @@
 </file>
 
 <file path=word/numbering.xml><?xml version="1.0" encoding="utf-8"?>
-<w:numbering xmlns:wpc="http://schemas.microsoft.com/office/word/2010/wordprocessingCanvas" xmlns:cx="http://schemas.microsoft.com/office/drawing/2014/chartex" xmlns:cx1="http://schemas.microsoft.com/office/drawing/2015/9/8/chartex" xmlns:cx2="http://schemas.microsoft.com/office/drawing/2015/10/21/chartex" xmlns:cx3="http://schemas.microsoft.com/office/drawing/2016/5/9/chartex" xmlns:cx4="http://schemas.microsoft.com/office/drawing/2016/5/10/chartex" xmlns:cx5="http://schemas.microsoft.com/office/drawing/2016/5/11/chartex" xmlns:cx6="http://schemas.microsoft.com/office/drawing/2016/5/12/chartex" xmlns:cx7="http://schemas.microsoft.com/office/drawing/2016/5/13/chartex" xmlns:cx8="http://schemas.microsoft.com/office/drawing/2016/5/14/chartex" xmlns:mc="http://schemas.openxmlformats.org/markup-compatibility/2006" xmlns:aink="http://schemas.microsoft.com/office/drawing/2016/ink" xmlns:am3d="http://schemas.microsoft.com/office/drawing/2017/model3d" xmlns:o="urn:schemas-microsoft-com:office:office" xmlns:oel="http://schemas.microsoft.com/office/2019/extlst" xmlns:r="http://schemas.openxmlformats.org/officeDocument/2006/relationships" xmlns:m="http://schemas.openxmlformats.org/officeDocument/2006/math" xmlns:v="urn:schemas-microsoft-com:vml" xmlns:wp14="http://schemas.microsoft.com/office/word/2010/wordprocessingDrawing" xmlns:wp="http://schemas.openxmlformats.org/drawingml/2006/wordprocessingDrawing" xmlns:w10="urn:schemas-microsoft-com:office:word" xmlns:w="http://schemas.openxmlformats.org/wordprocessingml/2006/main" xmlns:w14="http://schemas.microsoft.com/office/word/2010/wordml" xmlns:w15="http://schemas.microsoft.com/office/word/2012/wordml" xmlns:w16cei="http://schemas.microsoft.com/office/word/2026/wordml/cei" xmlns:w16cex="http://schemas.microsoft.com/office/word/2018/wordml/cex" xmlns:w16cid="http://schemas.microsoft.com/office/word/2016/wordml/cid" xmlns:w16="http://schemas.microsoft.com/office/word/2018/wordml" xmlns:w16du="http://schemas.microsoft.com/office/word/2023/wordml/word16du" xmlns:w16sdtdh="http://schemas.microsoft.com/office/word/2020/wordml/sdtdatahash" xmlns:w16sdtfl="http://schemas.microsoft.com/office/word/2024/wordml/sdtformatlock" xmlns:w16se="http://schemas.microsoft.com/office/word/2015/wordml/symex" xmlns:wpg="http://schemas.microsoft.com/office/word/2010/wordprocessingGroup" xmlns:wpi="http://schemas.microsoft.com/office/word/2010/wordprocessingInk" xmlns:wne="http://schemas.microsoft.com/office/word/2006/wordml" xmlns:wps="http://schemas.microsoft.com/office/word/2010/wordprocessingShape" mc:Ignorable="w14 w15 w16se w16cid w16 w16cex w16sdtdh w16sdtfl w16du wp14">
+<w:numbering xmlns:wpc="http://schemas.microsoft.com/office/word/2010/wordprocessingCanvas" xmlns:cx="http://schemas.microsoft.com/office/drawing/2014/chartex" xmlns:cx1="http://schemas.microsoft.com/office/drawing/2015/9/8/chartex" xmlns:cx2="http://schemas.microsoft.com/office/drawing/2015/10/21/chartex" xmlns:cx3="http://schemas.microsoft.com/office/drawing/2016/5/9/chartex" xmlns:cx4="http://schemas.microsoft.com/office/drawing/2016/5/10/chartex" xmlns:cx5="http://schemas.microsoft.com/office/drawing/2016/5/11/chartex" xmlns:cx6="http://schemas.microsoft.com/office/drawing/2016/5/12/chartex" xmlns:cx7="http://schemas.microsoft.com/office/drawing/2016/5/13/chartex" xmlns:cx8="http://schemas.microsoft.com/office/drawing/2016/5/14/chartex" xmlns:mc="http://schemas.openxmlformats.org/markup-compatibility/2006" xmlns:aink="http://schemas.microsoft.com/office/drawing/2016/ink" xmlns:am3d="http://schemas.microsoft.com/office/drawing/2017/model3d" xmlns:o="urn:schemas-microsoft-com:office:office" xmlns:oel="http://schemas.microsoft.com/office/2019/extlst" xmlns:r="http://schemas.openxmlformats.org/officeDocument/2006/relationships" xmlns:m="http://schemas.openxmlformats.org/officeDocument/2006/math" xmlns:v="urn:schemas-microsoft-com:vml" xmlns:wp14="http://schemas.microsoft.com/office/word/2010/wordprocessingDrawing" xmlns:wp="http://schemas.openxmlformats.org/drawingml/2006/wordprocessingDrawing" xmlns:w10="urn:schemas-microsoft-com:office:word" xmlns:w="http://schemas.openxmlformats.org/wordprocessingml/2006/main" xmlns:w14="http://schemas.microsoft.com/office/word/2010/wordml" xmlns:w15="http://schemas.microsoft.com/office/word/2012/wordml" xmlns:w16cex="http://schemas.microsoft.com/office/word/2018/wordml/cex" xmlns:w16cid="http://schemas.microsoft.com/office/word/2016/wordml/cid" xmlns:w16="http://schemas.microsoft.com/office/word/2018/wordml" xmlns:w16sdtdh="http://schemas.microsoft.com/office/word/2020/wordml/sdtdatahash" xmlns:w16se="http://schemas.microsoft.com/office/word/2015/wordml/symex" xmlns:wpg="http://schemas.microsoft.com/office/word/2010/wordprocessingGroup" xmlns:wpi="http://schemas.microsoft.com/office/word/2010/wordprocessingInk" xmlns:wne="http://schemas.microsoft.com/office/word/2006/wordml" xmlns:wps="http://schemas.microsoft.com/office/word/2010/wordprocessingShape" mc:Ignorable="w14 w15 w16se w16cid w16 w16cex w16sdtdh wp14">
   <w:abstractNum w:abstractNumId="0" w15:restartNumberingAfterBreak="0">
     <w:nsid w:val="012C25CA"/>
     <w:multiLevelType w:val="hybridMultilevel"/>
@@ -11323,7 +11335,7 @@
 </file>
 
 <file path=word/styles.xml><?xml version="1.0" encoding="utf-8"?>
-<w:styles xmlns:mc="http://schemas.openxmlformats.org/markup-compatibility/2006" xmlns:r="http://schemas.openxmlformats.org/officeDocument/2006/relationships" xmlns:w="http://schemas.openxmlformats.org/wordprocessingml/2006/main" xmlns:w14="http://schemas.microsoft.com/office/word/2010/wordml" xmlns:w15="http://schemas.microsoft.com/office/word/2012/wordml" xmlns:w16cex="http://schemas.microsoft.com/office/word/2018/wordml/cex" xmlns:w16cid="http://schemas.microsoft.com/office/word/2016/wordml/cid" xmlns:w16="http://schemas.microsoft.com/office/word/2018/wordml" xmlns:w16du="http://schemas.microsoft.com/office/word/2023/wordml/word16du" xmlns:w16sdtdh="http://schemas.microsoft.com/office/word/2020/wordml/sdtdatahash" xmlns:w16sdtfl="http://schemas.microsoft.com/office/word/2024/wordml/sdtformatlock" xmlns:w16se="http://schemas.microsoft.com/office/word/2015/wordml/symex" mc:Ignorable="w14 w15 w16se w16cid w16 w16cex w16sdtdh w16sdtfl w16du">
+<w:styles xmlns:mc="http://schemas.openxmlformats.org/markup-compatibility/2006" xmlns:r="http://schemas.openxmlformats.org/officeDocument/2006/relationships" xmlns:w="http://schemas.openxmlformats.org/wordprocessingml/2006/main" xmlns:w14="http://schemas.microsoft.com/office/word/2010/wordml" xmlns:w15="http://schemas.microsoft.com/office/word/2012/wordml" xmlns:w16cex="http://schemas.microsoft.com/office/word/2018/wordml/cex" xmlns:w16cid="http://schemas.microsoft.com/office/word/2016/wordml/cid" xmlns:w16="http://schemas.microsoft.com/office/word/2018/wordml" xmlns:w16sdtdh="http://schemas.microsoft.com/office/word/2020/wordml/sdtdatahash" xmlns:w16se="http://schemas.microsoft.com/office/word/2015/wordml/symex" mc:Ignorable="w14 w15 w16se w16cid w16 w16cex w16sdtdh">
   <w:docDefaults>
     <w:rPrDefault>
       <w:rPr>
@@ -11727,6 +11739,7 @@
   <w:style w:type="character" w:default="1" w:styleId="DefaultParagraphFont">
     <w:name w:val="Default Paragraph Font"/>
     <w:uiPriority w:val="1"/>
+    <w:semiHidden/>
     <w:unhideWhenUsed/>
   </w:style>
   <w:style w:type="table" w:default="1" w:styleId="TableNormal">

--- a/assets/data/Mindset test/temp.docx
+++ b/assets/data/Mindset test/temp.docx
@@ -1,16 +1,10 @@
 
 <file path=word/document.xml><?xml version="1.0" encoding="utf-8"?>
-<w:document xmlns:wpc="http://schemas.microsoft.com/office/word/2010/wordprocessingCanvas" xmlns:cx="http://schemas.microsoft.com/office/drawing/2014/chartex" xmlns:cx1="http://schemas.microsoft.com/office/drawing/2015/9/8/chartex" xmlns:cx2="http://schemas.microsoft.com/office/drawing/2015/10/21/chartex" xmlns:cx3="http://schemas.microsoft.com/office/drawing/2016/5/9/chartex" xmlns:cx4="http://schemas.microsoft.com/office/drawing/2016/5/10/chartex" xmlns:cx5="http://schemas.microsoft.com/office/drawing/2016/5/11/chartex" xmlns:cx6="http://schemas.microsoft.com/office/drawing/2016/5/12/chartex" xmlns:cx7="http://schemas.microsoft.com/office/drawing/2016/5/13/chartex" xmlns:cx8="http://schemas.microsoft.com/office/drawing/2016/5/14/chartex" xmlns:mc="http://schemas.openxmlformats.org/markup-compatibility/2006" xmlns:aink="http://schemas.microsoft.com/office/drawing/2016/ink" xmlns:am3d="http://schemas.microsoft.com/office/drawing/2017/model3d" xmlns:o="urn:schemas-microsoft-com:office:office" xmlns:oel="http://schemas.microsoft.com/office/2019/extlst" xmlns:r="http://schemas.openxmlformats.org/officeDocument/2006/relationships" xmlns:m="http://schemas.openxmlformats.org/officeDocument/2006/math" xmlns:v="urn:schemas-microsoft-com:vml" xmlns:wp14="http://schemas.microsoft.com/office/word/2010/wordprocessingDrawing" xmlns:wp="http://schemas.openxmlformats.org/drawingml/2006/wordprocessingDrawing" xmlns:w10="urn:schemas-microsoft-com:office:word" xmlns:w="http://schemas.openxmlformats.org/wordprocessingml/2006/main" xmlns:w14="http://schemas.microsoft.com/office/word/2010/wordml" xmlns:w15="http://schemas.microsoft.com/office/word/2012/wordml" xmlns:w16cex="http://schemas.microsoft.com/office/word/2018/wordml/cex" xmlns:w16cid="http://schemas.microsoft.com/office/word/2016/wordml/cid" xmlns:w16="http://schemas.microsoft.com/office/word/2018/wordml" xmlns:w16sdtdh="http://schemas.microsoft.com/office/word/2020/wordml/sdtdatahash" xmlns:w16se="http://schemas.microsoft.com/office/word/2015/wordml/symex" xmlns:wpg="http://schemas.microsoft.com/office/word/2010/wordprocessingGroup" xmlns:wpi="http://schemas.microsoft.com/office/word/2010/wordprocessingInk" xmlns:wne="http://schemas.microsoft.com/office/word/2006/wordml" xmlns:wps="http://schemas.microsoft.com/office/word/2010/wordprocessingShape" mc:Ignorable="w14 w15 w16se w16cid w16 w16cex w16sdtdh wp14">
+<w:document xmlns:wpc="http://schemas.microsoft.com/office/word/2010/wordprocessingCanvas" xmlns:cx="http://schemas.microsoft.com/office/drawing/2014/chartex" xmlns:cx1="http://schemas.microsoft.com/office/drawing/2015/9/8/chartex" xmlns:cx2="http://schemas.microsoft.com/office/drawing/2015/10/21/chartex" xmlns:cx3="http://schemas.microsoft.com/office/drawing/2016/5/9/chartex" xmlns:cx4="http://schemas.microsoft.com/office/drawing/2016/5/10/chartex" xmlns:cx5="http://schemas.microsoft.com/office/drawing/2016/5/11/chartex" xmlns:cx6="http://schemas.microsoft.com/office/drawing/2016/5/12/chartex" xmlns:cx7="http://schemas.microsoft.com/office/drawing/2016/5/13/chartex" xmlns:cx8="http://schemas.microsoft.com/office/drawing/2016/5/14/chartex" xmlns:mc="http://schemas.openxmlformats.org/markup-compatibility/2006" xmlns:aink="http://schemas.microsoft.com/office/drawing/2016/ink" xmlns:am3d="http://schemas.microsoft.com/office/drawing/2017/model3d" xmlns:o="urn:schemas-microsoft-com:office:office" xmlns:oel="http://schemas.microsoft.com/office/2019/extlst" xmlns:r="http://schemas.openxmlformats.org/officeDocument/2006/relationships" xmlns:m="http://schemas.openxmlformats.org/officeDocument/2006/math" xmlns:v="urn:schemas-microsoft-com:vml" xmlns:wp14="http://schemas.microsoft.com/office/word/2010/wordprocessingDrawing" xmlns:wp="http://schemas.openxmlformats.org/drawingml/2006/wordprocessingDrawing" xmlns:w10="urn:schemas-microsoft-com:office:word" xmlns:w="http://schemas.openxmlformats.org/wordprocessingml/2006/main" xmlns:w14="http://schemas.microsoft.com/office/word/2010/wordml" xmlns:w15="http://schemas.microsoft.com/office/word/2012/wordml" xmlns:w16cei="http://schemas.microsoft.com/office/word/2026/wordml/cei" xmlns:w16cex="http://schemas.microsoft.com/office/word/2018/wordml/cex" xmlns:w16cid="http://schemas.microsoft.com/office/word/2016/wordml/cid" xmlns:w16="http://schemas.microsoft.com/office/word/2018/wordml" xmlns:w16du="http://schemas.microsoft.com/office/word/2023/wordml/word16du" xmlns:w16sdtdh="http://schemas.microsoft.com/office/word/2020/wordml/sdtdatahash" xmlns:w16sdtfl="http://schemas.microsoft.com/office/word/2024/wordml/sdtformatlock" xmlns:w16se="http://schemas.microsoft.com/office/word/2015/wordml/symex" xmlns:wpg="http://schemas.microsoft.com/office/word/2010/wordprocessingGroup" xmlns:wpi="http://schemas.microsoft.com/office/word/2010/wordprocessingInk" xmlns:wne="http://schemas.microsoft.com/office/word/2006/wordml" xmlns:wps="http://schemas.microsoft.com/office/word/2010/wordprocessingShape" mc:Ignorable="w14 w15 w16se w16cid w16 w16cex w16sdtdh w16sdtfl w16du wp14">
   <w:body>
     <w:p>
       <w:pPr>
-        <w:spacing w:before="240" w:after="0"/>
         <w:rPr>
-          <w:rFonts w:ascii="Source Sans 3 Medium" w:hAnsi="Source Sans 3 Medium"/>
-          <w:b/>
-          <w:bCs/>
-          <w:sz w:val="2"/>
-          <w:szCs w:val="2"/>
           <w:rtl/>
         </w:rPr>
       </w:pPr>
@@ -188,19 +182,8 @@
           </w:p>
           <w:p>
             <w:pPr>
-              <w:pStyle w:val="SS3-115"/>
-              <w:spacing w:before="240"/>
               <w:rPr>
-                <w:rStyle w:val="BlankWord111"/>
                 <w:iCs/>
-                <w:bdr w:val="none" w:sz="0" w:space="0" w:color="auto"/>
-                <w:shd w:val="clear" w:color="auto" w:fill="auto"/>
-                <w:rtl/>
-                <w14:textOutline w14:w="0" w14:cap="rnd" w14:cmpd="sng" w14:algn="ctr">
-                  <w14:noFill/>
-                  <w14:prstDash w14:val="solid"/>
-                  <w14:bevel/>
-                </w14:textOutline>
               </w:rPr>
             </w:pPr>
             <w:r>
@@ -213,18 +196,70 @@
               <w:rPr>
                 <w:rStyle w:val="BlkCh"/>
               </w:rPr>
-              <w:t>your partner who you live with. Which</w:t>
+              <w:t xml:space="preserve">your </w:t>
+            </w:r>
+            <w:r>
+              <w:rPr>
+                <w:rStyle w:val="BlkCh"/>
+                <w:b/>
+                <w:bCs/>
+              </w:rPr>
+              <w:t>partner</w:t>
+            </w:r>
+            <w:r>
+              <w:rPr>
+                <w:rStyle w:val="BlkCh"/>
+              </w:rPr>
+              <w:t xml:space="preserve"> who </w:t>
+            </w:r>
+            <w:r>
+              <w:rPr>
+                <w:rStyle w:val="BlkCh"/>
+                <w:b/>
+                <w:bCs/>
+                <w:i/>
+                <w:iCs/>
+              </w:rPr>
+              <w:t>you</w:t>
+            </w:r>
+            <w:r>
+              <w:rPr>
+                <w:rStyle w:val="BlkCh"/>
+              </w:rPr>
+              <w:t xml:space="preserve"> li</w:t>
+            </w:r>
+            <w:r>
+              <w:rPr>
+                <w:rStyle w:val="BlkCh"/>
+                <w:shd w:val="clear" w:color="auto" w:fill="92D050"/>
+              </w:rPr>
+              <w:t>ve</w:t>
+            </w:r>
+            <w:r>
+              <w:rPr>
+                <w:rStyle w:val="BlkCh"/>
+              </w:rPr>
+              <w:t xml:space="preserve"> with</w:t>
+            </w:r>
+            <w:r>
+              <w:t>. Which</w:t>
             </w:r>
             <w:r>
               <w:rPr>
                 <w:iCs/>
               </w:rPr>
-              <w:t xml:space="preserve"> other family members are you </w:t>
+              <w:t xml:space="preserve"> other </w:t>
+            </w:r>
+            <w:r>
+              <w:t>family</w:t>
             </w:r>
             <w:r>
               <w:rPr>
-                <w:rStyle w:val="BlkCh"/>
+                <w:iCs/>
               </w:rPr>
+              <w:t xml:space="preserve"> members are you </w:t>
+            </w:r>
+            <w:r>
               <w:t>close</w:t>
             </w:r>
             <w:r>
@@ -232,6 +267,661 @@
                 <w:iCs/>
               </w:rPr>
               <w:t xml:space="preserve"> to?</w:t>
+            </w:r>
+          </w:p>
+          <w:p>
+            <w:pPr>
+              <w:rPr>
+                <w:iCs/>
+                <w:rtl/>
+              </w:rPr>
+            </w:pPr>
+          </w:p>
+        </w:tc>
+      </w:tr>
+    </w:tbl>
+    <w:p>
+      <w:pPr>
+        <w:spacing w:before="240" w:after="120" w:line="278" w:lineRule="auto"/>
+        <w:rPr>
+          <w:rFonts w:ascii="Source Sans 3" w:hAnsi="Source Sans 3"/>
+          <w:b/>
+          <w:sz w:val="24"/>
+          <w:szCs w:val="24"/>
+          <w:bdr w:val="single" w:sz="18" w:space="0" w:color="auto"/>
+          <w:shd w:val="clear" w:color="auto" w:fill="F26D13"/>
+        </w:rPr>
+      </w:pPr>
+      <w:r>
+        <w:rPr>
+          <w:rFonts w:ascii="Source Sans 3" w:hAnsi="Source Sans 3"/>
+          <w:b/>
+          <w:color w:val="FFFFFF" w:themeColor="background1"/>
+          <w:sz w:val="24"/>
+          <w:szCs w:val="24"/>
+          <w:bdr w:val="single" w:sz="18" w:space="0" w:color="auto"/>
+          <w:shd w:val="clear" w:color="auto" w:fill="08A7E4"/>
+        </w:rPr>
+        <w:t>PRONUNCIATION</w:t>
+      </w:r>
+    </w:p>
+    <w:tbl>
+      <w:tblPr>
+        <w:tblStyle w:val="DottedTable"/>
+        <w:tblW w:w="14454" w:type="dxa"/>
+        <w:tblLook w:val="04A0" w:firstRow="1" w:lastRow="0" w:firstColumn="1" w:lastColumn="0" w:noHBand="0" w:noVBand="1"/>
+      </w:tblPr>
+      <w:tblGrid>
+        <w:gridCol w:w="690"/>
+        <w:gridCol w:w="13764"/>
+      </w:tblGrid>
+      <w:tr>
+        <w:tc>
+          <w:tcPr>
+            <w:tcW w:w="530" w:type="dxa"/>
+          </w:tcPr>
+          <w:tbl>
+            <w:tblPr>
+              <w:tblStyle w:val="CompactTable"/>
+              <w:tblW w:w="360" w:type="dxa"/>
+              <w:tblBorders>
+                <w:top w:val="single" w:sz="18" w:space="0" w:color="1CB0FD"/>
+                <w:left w:val="single" w:sz="18" w:space="0" w:color="1CB0FD"/>
+                <w:bottom w:val="single" w:sz="18" w:space="0" w:color="1CB0FD"/>
+                <w:right w:val="single" w:sz="18" w:space="0" w:color="1CB0FD"/>
+                <w:insideH w:val="single" w:sz="18" w:space="0" w:color="1CB0FD"/>
+                <w:insideV w:val="single" w:sz="18" w:space="0" w:color="1CB0FD"/>
+              </w:tblBorders>
+              <w:tblLook w:val="04A0" w:firstRow="1" w:lastRow="0" w:firstColumn="1" w:lastColumn="0" w:noHBand="0" w:noVBand="1"/>
+            </w:tblPr>
+            <w:tblGrid>
+              <w:gridCol w:w="360"/>
+            </w:tblGrid>
+            <w:tr>
+              <w:tc>
+                <w:tcPr>
+                  <w:tcW w:w="360" w:type="dxa"/>
+                </w:tcPr>
+                <w:p>
+                  <w:pPr>
+                    <w:rPr>
+                      <w:b w:val="0"/>
+                      <w:bCs/>
+                      <w:szCs w:val="26"/>
+                      <w:bdr w:val="single" w:sz="12" w:space="0" w:color="FFFF00"/>
+                    </w:rPr>
+                  </w:pPr>
+                  <w:r>
+                    <w:rPr>
+                      <w:bCs/>
+                      <w:szCs w:val="26"/>
+                      <w:lang w:bidi="ar-SA"/>
+                    </w:rPr>
+                    <w:t>14</w:t>
+                  </w:r>
+                </w:p>
+              </w:tc>
+            </w:tr>
+          </w:tbl>
+          <w:p>
+            <w:pPr>
+              <w:rPr>
+                <w:rFonts w:ascii="Source Sans 3" w:hAnsi="Source Sans 3"/>
+                <w:b/>
+                <w:bCs/>
+                <w:sz w:val="26"/>
+                <w:szCs w:val="26"/>
+                <w:bdr w:val="single" w:sz="12" w:space="0" w:color="CA0D8E"/>
+              </w:rPr>
+            </w:pPr>
+          </w:p>
+        </w:tc>
+        <w:tc>
+          <w:tcPr>
+            <w:tcW w:w="13924" w:type="dxa"/>
+            <w:vAlign w:val="center"/>
+          </w:tcPr>
+          <w:p>
+            <w:pPr>
+              <w:rPr>
+                <w:rFonts w:ascii="Source Sans 3 Medium" w:hAnsi="Source Sans 3 Medium"/>
+                <w:b/>
+                <w:bCs/>
+                <w:iCs/>
+                <w:sz w:val="23"/>
+                <w:szCs w:val="23"/>
+              </w:rPr>
+            </w:pPr>
+            <w:r>
+              <w:rPr>
+                <w:rFonts w:ascii="Source Sans 3 Medium" w:hAnsi="Source Sans 3 Medium"/>
+                <w:b/>
+                <w:bCs/>
+                <w:iCs/>
+                <w:sz w:val="23"/>
+                <w:szCs w:val="23"/>
+              </w:rPr>
+              <w:t>Listen again and put a circle around the stressed syllables in each sentence A-E in exercise 12.</w:t>
+            </w:r>
+          </w:p>
+          <w:p>
+            <w:hyperlink r:id="rId7" w:history="1">
+              <w:r>
+                <w:rPr>
+                  <w:rStyle w:val="Hyperlink"/>
+                  <w:rFonts w:ascii="Source Sans 3" w:hAnsi="Source Sans 3"/>
+                  <w:b/>
+                  <w:bCs/>
+                  <w:sz w:val="26"/>
+                  <w:szCs w:val="26"/>
+                </w:rPr>
+                <w:t>09</w:t>
+              </w:r>
+            </w:hyperlink>
+          </w:p>
+          <w:p>
+            <w:pPr>
+              <w:pStyle w:val="BlkLp"/>
+            </w:pPr>
+            <w:r>
+              <w:t xml:space="preserve">By the </w:t>
+            </w:r>
+            <w:r>
+              <w:rPr>
+                <w:color w:val="028BF3"/>
+                <w:bdr w:val="single" w:sz="12" w:space="0" w:color="08A7E4"/>
+              </w:rPr>
+              <w:t>time</w:t>
+            </w:r>
+            <w:r>
+              <w:t xml:space="preserve"> I'm a </w:t>
+            </w:r>
+            <w:r>
+              <w:rPr>
+                <w:color w:val="028BF3"/>
+                <w:bdr w:val="single" w:sz="12" w:space="0" w:color="08A7E4"/>
+              </w:rPr>
+              <w:t>gran</w:t>
+            </w:r>
+            <w:r>
+              <w:rPr>
+                <w:color w:val="028BF3"/>
+              </w:rPr>
+              <w:t>d</w:t>
+            </w:r>
+            <w:r>
+              <w:t xml:space="preserve">parent, I </w:t>
+            </w:r>
+            <w:r>
+              <w:rPr>
+                <w:bdr w:val="single" w:sz="12" w:space="0" w:color="1683B0"/>
+              </w:rPr>
+              <w:t>think</w:t>
+            </w:r>
+            <w:r>
+              <w:t xml:space="preserve"> it will be even </w:t>
+            </w:r>
+            <w:r>
+              <w:rPr>
+                <w:bdr w:val="single" w:sz="12" w:space="0" w:color="auto"/>
+              </w:rPr>
+              <w:t>more</w:t>
+            </w:r>
+            <w:r>
+              <w:t xml:space="preserve"> different.</w:t>
+            </w:r>
+          </w:p>
+          <w:p>
+            <w:pPr>
+              <w:pStyle w:val="BlkLp"/>
+            </w:pPr>
+            <w:r>
+              <w:t>Pr</w:t>
+            </w:r>
+            <w:r>
+              <w:rPr>
+                <w:color w:val="028BF3"/>
+              </w:rPr>
+              <w:t>o</w:t>
+            </w:r>
+            <w:r>
+              <w:rPr>
+                <w:color w:val="028BF3"/>
+                <w:bdr w:val="single" w:sz="12" w:space="0" w:color="08A7E4"/>
+              </w:rPr>
+              <w:t>vi</w:t>
+            </w:r>
+            <w:r>
+              <w:rPr>
+                <w:color w:val="028BF3"/>
+              </w:rPr>
+              <w:t>d</w:t>
+            </w:r>
+            <w:r>
+              <w:t xml:space="preserve">ing that I make enough </w:t>
+            </w:r>
+            <w:r>
+              <w:rPr>
+                <w:bdr w:val="single" w:sz="12" w:space="0" w:color="1683B0"/>
+              </w:rPr>
+              <w:t>mo</w:t>
+            </w:r>
+            <w:r>
+              <w:t xml:space="preserve">ney, I'll </w:t>
+            </w:r>
+            <w:r>
+              <w:rPr>
+                <w:bdr w:val="single" w:sz="12" w:space="0" w:color="auto"/>
+              </w:rPr>
+              <w:t>de</w:t>
+            </w:r>
+            <w:r>
+              <w:t xml:space="preserve">finitely be on a </w:t>
+            </w:r>
+            <w:r>
+              <w:rPr>
+                <w:color w:val="028BF3"/>
+                <w:bdr w:val="single" w:sz="12" w:space="0" w:color="08A7E4"/>
+              </w:rPr>
+              <w:t>top</w:t>
+            </w:r>
+            <w:r>
+              <w:t xml:space="preserve"> floor m</w:t>
+            </w:r>
+            <w:r>
+              <w:rPr>
+                <w:color w:val="028BF3"/>
+              </w:rPr>
+              <w:t>y</w:t>
+            </w:r>
+            <w:r>
+              <w:rPr>
+                <w:color w:val="028BF3"/>
+                <w:bdr w:val="single" w:sz="12" w:space="0" w:color="08A7E4"/>
+              </w:rPr>
+              <w:t>self</w:t>
+            </w:r>
+            <w:r>
+              <w:t xml:space="preserve"> one day.</w:t>
+            </w:r>
+          </w:p>
+          <w:p>
+            <w:pPr>
+              <w:pStyle w:val="BlkLp"/>
+            </w:pPr>
+            <w:r>
+              <w:t xml:space="preserve">As </w:t>
+            </w:r>
+            <w:r>
+              <w:rPr>
+                <w:bdr w:val="single" w:sz="12" w:space="0" w:color="1683B0"/>
+              </w:rPr>
+              <w:t>soon</w:t>
+            </w:r>
+            <w:r>
+              <w:t xml:space="preserve"> as you get </w:t>
+            </w:r>
+            <w:r>
+              <w:rPr>
+                <w:color w:val="028BF3"/>
+                <w:bdr w:val="single" w:sz="12" w:space="0" w:color="08A7E4"/>
+              </w:rPr>
+              <w:t>ol</w:t>
+            </w:r>
+            <w:r>
+              <w:rPr>
+                <w:color w:val="028BF3"/>
+              </w:rPr>
+              <w:t>d</w:t>
+            </w:r>
+            <w:r>
+              <w:t xml:space="preserve">er and have a </w:t>
+            </w:r>
+            <w:r>
+              <w:rPr>
+                <w:color w:val="028BF3"/>
+                <w:bdr w:val="single" w:sz="12" w:space="0" w:color="08A7E4"/>
+              </w:rPr>
+              <w:t>fa</w:t>
+            </w:r>
+            <w:r>
+              <w:rPr>
+                <w:color w:val="028BF3"/>
+              </w:rPr>
+              <w:t>m</w:t>
+            </w:r>
+            <w:r>
+              <w:t xml:space="preserve">ily, you start </w:t>
+            </w:r>
+            <w:r>
+              <w:rPr>
+                <w:color w:val="028BF3"/>
+                <w:bdr w:val="single" w:sz="12" w:space="0" w:color="08A7E4"/>
+              </w:rPr>
+              <w:t>think</w:t>
+            </w:r>
+            <w:r>
+              <w:t xml:space="preserve">ing it's </w:t>
+            </w:r>
+            <w:r>
+              <w:rPr>
+                <w:bdr w:val="single" w:sz="12" w:space="0" w:color="1683B0"/>
+              </w:rPr>
+              <w:t>time</w:t>
+            </w:r>
+            <w:r>
+              <w:t xml:space="preserve"> to move.</w:t>
+            </w:r>
+          </w:p>
+          <w:p>
+            <w:pPr>
+              <w:pStyle w:val="BlkLp"/>
+            </w:pPr>
+            <w:r>
+              <w:t>Un</w:t>
+            </w:r>
+            <w:r>
+              <w:rPr>
+                <w:bdr w:val="single" w:sz="12" w:space="0" w:color="1683B0"/>
+              </w:rPr>
+              <w:t>less</w:t>
+            </w:r>
+            <w:r>
+              <w:t xml:space="preserve"> this </w:t>
+            </w:r>
+            <w:r>
+              <w:rPr>
+                <w:color w:val="028BF3"/>
+                <w:bdr w:val="single" w:sz="12" w:space="0" w:color="08A7E4"/>
+              </w:rPr>
+              <w:t>chan</w:t>
+            </w:r>
+            <w:r>
+              <w:rPr>
+                <w:color w:val="028BF3"/>
+              </w:rPr>
+              <w:t>g</w:t>
+            </w:r>
+            <w:r>
+              <w:t xml:space="preserve">es, we are </w:t>
+            </w:r>
+            <w:r>
+              <w:rPr>
+                <w:color w:val="028BF3"/>
+                <w:bdr w:val="single" w:sz="12" w:space="0" w:color="08A7E4"/>
+              </w:rPr>
+              <w:t>go</w:t>
+            </w:r>
+            <w:r>
+              <w:t xml:space="preserve">ing to need </w:t>
+            </w:r>
+            <w:r>
+              <w:rPr>
+                <w:color w:val="028BF3"/>
+                <w:bdr w:val="single" w:sz="12" w:space="0" w:color="08A7E4"/>
+              </w:rPr>
+              <w:t>more</w:t>
+            </w:r>
+            <w:r>
+              <w:t xml:space="preserve"> and more </w:t>
+            </w:r>
+            <w:r>
+              <w:rPr>
+                <w:color w:val="028BF3"/>
+                <w:bdr w:val="single" w:sz="12" w:space="0" w:color="08A7E4"/>
+              </w:rPr>
+              <w:t>homes</w:t>
+            </w:r>
+            <w:r>
+              <w:t xml:space="preserve"> for </w:t>
+            </w:r>
+            <w:r>
+              <w:rPr>
+                <w:bdr w:val="single" w:sz="12" w:space="0" w:color="1683B0"/>
+              </w:rPr>
+              <w:t>ev</w:t>
+            </w:r>
+            <w:r>
+              <w:t>eryone.</w:t>
+            </w:r>
+          </w:p>
+          <w:p>
+            <w:pPr>
+              <w:rPr>
+                <w:rFonts w:ascii="Source Sans 3" w:hAnsi="Source Sans 3"/>
+                <w:iCs/>
+                <w:sz w:val="23"/>
+                <w:szCs w:val="23"/>
+              </w:rPr>
+            </w:pPr>
+            <w:r>
+              <w:rPr>
+                <w:rFonts w:ascii="Source Sans 3" w:hAnsi="Source Sans 3"/>
+                <w:iCs/>
+                <w:sz w:val="23"/>
+                <w:szCs w:val="23"/>
+              </w:rPr>
+              <w:t xml:space="preserve">Example: As </w:t>
+            </w:r>
+            <w:r>
+              <w:rPr>
+                <w:rFonts w:ascii="Source Sans 3" w:hAnsi="Source Sans 3"/>
+                <w:iCs/>
+                <w:color w:val="028BF3"/>
+                <w:sz w:val="23"/>
+                <w:szCs w:val="23"/>
+                <w:bdr w:val="single" w:sz="12" w:space="0" w:color="08A7E4"/>
+              </w:rPr>
+              <w:t>long</w:t>
+            </w:r>
+            <w:r>
+              <w:rPr>
+                <w:rFonts w:ascii="Source Sans 3" w:hAnsi="Source Sans 3"/>
+                <w:iCs/>
+                <w:sz w:val="23"/>
+                <w:szCs w:val="23"/>
+              </w:rPr>
+              <w:t xml:space="preserve"> as </w:t>
+            </w:r>
+            <w:r>
+              <w:rPr>
+                <w:rFonts w:ascii="Source Sans 3" w:hAnsi="Source Sans 3"/>
+                <w:iCs/>
+                <w:color w:val="028BF3"/>
+                <w:sz w:val="23"/>
+                <w:szCs w:val="23"/>
+                <w:bdr w:val="single" w:sz="12" w:space="0" w:color="08A7E4"/>
+              </w:rPr>
+              <w:t>peo</w:t>
+            </w:r>
+            <w:r>
+              <w:rPr>
+                <w:rFonts w:ascii="Source Sans 3" w:hAnsi="Source Sans 3"/>
+                <w:iCs/>
+                <w:color w:val="028BF3"/>
+                <w:sz w:val="23"/>
+                <w:szCs w:val="23"/>
+              </w:rPr>
+              <w:t>p</w:t>
+            </w:r>
+            <w:r>
+              <w:rPr>
+                <w:rFonts w:ascii="Source Sans 3" w:hAnsi="Source Sans 3"/>
+                <w:iCs/>
+                <w:sz w:val="23"/>
+                <w:szCs w:val="23"/>
+              </w:rPr>
+              <w:t xml:space="preserve">le are </w:t>
+            </w:r>
+            <w:r>
+              <w:rPr>
+                <w:rFonts w:ascii="Source Sans 3" w:hAnsi="Source Sans 3"/>
+                <w:iCs/>
+                <w:color w:val="028BF3"/>
+                <w:sz w:val="23"/>
+                <w:szCs w:val="23"/>
+                <w:bdr w:val="single" w:sz="12" w:space="0" w:color="08A7E4"/>
+              </w:rPr>
+              <w:t>hap</w:t>
+            </w:r>
+            <w:r>
+              <w:rPr>
+                <w:rFonts w:ascii="Source Sans 3" w:hAnsi="Source Sans 3"/>
+                <w:iCs/>
+                <w:sz w:val="23"/>
+                <w:szCs w:val="23"/>
+              </w:rPr>
+              <w:t xml:space="preserve">py to use </w:t>
+            </w:r>
+            <w:r>
+              <w:rPr>
+                <w:rFonts w:ascii="Source Sans 3" w:hAnsi="Source Sans 3"/>
+                <w:iCs/>
+                <w:color w:val="028BF3"/>
+                <w:sz w:val="23"/>
+                <w:szCs w:val="23"/>
+                <w:bdr w:val="single" w:sz="12" w:space="0" w:color="08A7E4"/>
+              </w:rPr>
+              <w:t>bu</w:t>
+            </w:r>
+            <w:r>
+              <w:rPr>
+                <w:rFonts w:ascii="Source Sans 3" w:hAnsi="Source Sans 3"/>
+                <w:iCs/>
+                <w:color w:val="028BF3"/>
+                <w:sz w:val="23"/>
+                <w:szCs w:val="23"/>
+              </w:rPr>
+              <w:t>s</w:t>
+            </w:r>
+            <w:r>
+              <w:rPr>
+                <w:rFonts w:ascii="Source Sans 3" w:hAnsi="Source Sans 3"/>
+                <w:iCs/>
+                <w:sz w:val="23"/>
+                <w:szCs w:val="23"/>
+              </w:rPr>
+              <w:t xml:space="preserve">es and </w:t>
+            </w:r>
+            <w:r>
+              <w:rPr>
+                <w:rFonts w:ascii="Source Sans 3" w:hAnsi="Source Sans 3"/>
+                <w:iCs/>
+                <w:color w:val="028BF3"/>
+                <w:sz w:val="23"/>
+                <w:szCs w:val="23"/>
+                <w:bdr w:val="single" w:sz="12" w:space="0" w:color="08A7E4"/>
+              </w:rPr>
+              <w:t>bikes</w:t>
+            </w:r>
+            <w:r>
+              <w:rPr>
+                <w:rFonts w:ascii="Source Sans 3" w:hAnsi="Source Sans 3"/>
+                <w:iCs/>
+                <w:sz w:val="23"/>
+                <w:szCs w:val="23"/>
+              </w:rPr>
+              <w:t xml:space="preserve"> instead of their </w:t>
+            </w:r>
+            <w:r>
+              <w:rPr>
+                <w:rFonts w:ascii="Source Sans 3" w:hAnsi="Source Sans 3"/>
+                <w:iCs/>
+                <w:color w:val="028BF3"/>
+                <w:sz w:val="23"/>
+                <w:szCs w:val="23"/>
+                <w:bdr w:val="single" w:sz="12" w:space="0" w:color="08A7E4"/>
+              </w:rPr>
+              <w:t>cars</w:t>
+            </w:r>
+            <w:r>
+              <w:rPr>
+                <w:rFonts w:ascii="Source Sans 3" w:hAnsi="Source Sans 3"/>
+                <w:iCs/>
+                <w:sz w:val="23"/>
+                <w:szCs w:val="23"/>
+              </w:rPr>
+              <w:t>, (</w:t>
+            </w:r>
+            <w:r>
+              <w:rPr>
+                <w:rFonts w:ascii="Source Sans 3" w:hAnsi="Source Sans 3"/>
+                <w:iCs/>
+                <w:color w:val="028BF3"/>
+                <w:sz w:val="23"/>
+                <w:szCs w:val="23"/>
+                <w:bdr w:val="single" w:sz="12" w:space="0" w:color="08A7E4"/>
+              </w:rPr>
+              <w:t>life</w:t>
+            </w:r>
+            <w:r>
+              <w:rPr>
+                <w:rFonts w:ascii="Source Sans 3" w:hAnsi="Source Sans 3"/>
+                <w:iCs/>
+                <w:sz w:val="23"/>
+                <w:szCs w:val="23"/>
+              </w:rPr>
+              <w:t xml:space="preserve"> will con</w:t>
+            </w:r>
+            <w:r>
+              <w:rPr>
+                <w:rFonts w:ascii="Source Sans 3" w:hAnsi="Source Sans 3"/>
+                <w:iCs/>
+                <w:color w:val="028BF3"/>
+                <w:sz w:val="23"/>
+                <w:szCs w:val="23"/>
+                <w:bdr w:val="single" w:sz="12" w:space="0" w:color="08A7E4"/>
+              </w:rPr>
+              <w:t>tin</w:t>
+            </w:r>
+            <w:r>
+              <w:rPr>
+                <w:rFonts w:ascii="Source Sans 3" w:hAnsi="Source Sans 3"/>
+                <w:iCs/>
+                <w:color w:val="028BF3"/>
+                <w:sz w:val="23"/>
+                <w:szCs w:val="23"/>
+              </w:rPr>
+              <w:t>u</w:t>
+            </w:r>
+            <w:r>
+              <w:rPr>
+                <w:rFonts w:ascii="Source Sans 3" w:hAnsi="Source Sans 3"/>
+                <w:iCs/>
+                <w:sz w:val="23"/>
+                <w:szCs w:val="23"/>
+              </w:rPr>
+              <w:t xml:space="preserve">e as </w:t>
+            </w:r>
+            <w:r>
+              <w:rPr>
+                <w:rFonts w:ascii="Source Sans 3" w:hAnsi="Source Sans 3"/>
+                <w:iCs/>
+                <w:color w:val="028BF3"/>
+                <w:sz w:val="23"/>
+                <w:szCs w:val="23"/>
+                <w:bdr w:val="single" w:sz="12" w:space="0" w:color="08A7E4"/>
+              </w:rPr>
+              <w:t>nor</w:t>
+            </w:r>
+            <w:r>
+              <w:rPr>
+                <w:rFonts w:ascii="Source Sans 3" w:hAnsi="Source Sans 3"/>
+                <w:iCs/>
+                <w:color w:val="028BF3"/>
+                <w:sz w:val="23"/>
+                <w:szCs w:val="23"/>
+              </w:rPr>
+              <w:t>m</w:t>
+            </w:r>
+            <w:r>
+              <w:rPr>
+                <w:rFonts w:ascii="Source Sans 3" w:hAnsi="Source Sans 3"/>
+                <w:iCs/>
+                <w:sz w:val="23"/>
+                <w:szCs w:val="23"/>
+              </w:rPr>
+              <w:t>al.</w:t>
             </w:r>
           </w:p>
         </w:tc>
@@ -246,8 +936,8 @@
       </w:tblPr>
       <w:tblGrid>
         <w:gridCol w:w="650"/>
-        <w:gridCol w:w="5765"/>
-        <w:gridCol w:w="7897"/>
+        <w:gridCol w:w="5766"/>
+        <w:gridCol w:w="7896"/>
       </w:tblGrid>
       <w:tr>
         <w:tc>
@@ -337,7 +1027,7 @@
           </w:p>
           <w:p>
             <w:pPr>
-              <w:pStyle w:val="BlkLp"/>
+              <w:pStyle w:val="ListParagraph"/>
             </w:pPr>
             <w:r>
               <w:t>2, 3, 4 and 5 are mentioned in the text.</w:t>
@@ -465,7 +1155,7 @@
               <w:tblLook w:val="04A0" w:firstRow="1" w:lastRow="0" w:firstColumn="1" w:lastColumn="0" w:noHBand="0" w:noVBand="1"/>
             </w:tblPr>
             <w:tblGrid>
-              <w:gridCol w:w="5435"/>
+              <w:gridCol w:w="5436"/>
             </w:tblGrid>
             <w:tr>
               <w:tc>
@@ -670,7 +1360,7 @@
       </w:pPr>
     </w:p>
     <w:sectPr>
-      <w:footerReference w:type="default" r:id="rId7"/>
+      <w:footerReference w:type="default" r:id="rId8"/>
       <w:pgSz w:w="15842" w:h="30147" w:code="3"/>
       <w:pgMar w:top="720" w:right="720" w:bottom="720" w:left="720" w:header="284" w:footer="284" w:gutter="0"/>
       <w:pgNumType w:start="8"/>
@@ -682,7 +1372,7 @@
 </file>
 
 <file path=word/endnotes.xml><?xml version="1.0" encoding="utf-8"?>
-<w:endnotes xmlns:wpc="http://schemas.microsoft.com/office/word/2010/wordprocessingCanvas" xmlns:cx="http://schemas.microsoft.com/office/drawing/2014/chartex" xmlns:cx1="http://schemas.microsoft.com/office/drawing/2015/9/8/chartex" xmlns:cx2="http://schemas.microsoft.com/office/drawing/2015/10/21/chartex" xmlns:cx3="http://schemas.microsoft.com/office/drawing/2016/5/9/chartex" xmlns:cx4="http://schemas.microsoft.com/office/drawing/2016/5/10/chartex" xmlns:cx5="http://schemas.microsoft.com/office/drawing/2016/5/11/chartex" xmlns:cx6="http://schemas.microsoft.com/office/drawing/2016/5/12/chartex" xmlns:cx7="http://schemas.microsoft.com/office/drawing/2016/5/13/chartex" xmlns:cx8="http://schemas.microsoft.com/office/drawing/2016/5/14/chartex" xmlns:mc="http://schemas.openxmlformats.org/markup-compatibility/2006" xmlns:aink="http://schemas.microsoft.com/office/drawing/2016/ink" xmlns:am3d="http://schemas.microsoft.com/office/drawing/2017/model3d" xmlns:o="urn:schemas-microsoft-com:office:office" xmlns:oel="http://schemas.microsoft.com/office/2019/extlst" xmlns:r="http://schemas.openxmlformats.org/officeDocument/2006/relationships" xmlns:m="http://schemas.openxmlformats.org/officeDocument/2006/math" xmlns:v="urn:schemas-microsoft-com:vml" xmlns:wp14="http://schemas.microsoft.com/office/word/2010/wordprocessingDrawing" xmlns:wp="http://schemas.openxmlformats.org/drawingml/2006/wordprocessingDrawing" xmlns:w10="urn:schemas-microsoft-com:office:word" xmlns:w="http://schemas.openxmlformats.org/wordprocessingml/2006/main" xmlns:w14="http://schemas.microsoft.com/office/word/2010/wordml" xmlns:w15="http://schemas.microsoft.com/office/word/2012/wordml" xmlns:w16cex="http://schemas.microsoft.com/office/word/2018/wordml/cex" xmlns:w16cid="http://schemas.microsoft.com/office/word/2016/wordml/cid" xmlns:w16="http://schemas.microsoft.com/office/word/2018/wordml" xmlns:w16sdtdh="http://schemas.microsoft.com/office/word/2020/wordml/sdtdatahash" xmlns:w16se="http://schemas.microsoft.com/office/word/2015/wordml/symex" xmlns:wpg="http://schemas.microsoft.com/office/word/2010/wordprocessingGroup" xmlns:wpi="http://schemas.microsoft.com/office/word/2010/wordprocessingInk" xmlns:wne="http://schemas.microsoft.com/office/word/2006/wordml" xmlns:wps="http://schemas.microsoft.com/office/word/2010/wordprocessingShape" mc:Ignorable="w14 w15 w16se w16cid w16 w16cex w16sdtdh wp14">
+<w:endnotes xmlns:wpc="http://schemas.microsoft.com/office/word/2010/wordprocessingCanvas" xmlns:cx="http://schemas.microsoft.com/office/drawing/2014/chartex" xmlns:cx1="http://schemas.microsoft.com/office/drawing/2015/9/8/chartex" xmlns:cx2="http://schemas.microsoft.com/office/drawing/2015/10/21/chartex" xmlns:cx3="http://schemas.microsoft.com/office/drawing/2016/5/9/chartex" xmlns:cx4="http://schemas.microsoft.com/office/drawing/2016/5/10/chartex" xmlns:cx5="http://schemas.microsoft.com/office/drawing/2016/5/11/chartex" xmlns:cx6="http://schemas.microsoft.com/office/drawing/2016/5/12/chartex" xmlns:cx7="http://schemas.microsoft.com/office/drawing/2016/5/13/chartex" xmlns:cx8="http://schemas.microsoft.com/office/drawing/2016/5/14/chartex" xmlns:mc="http://schemas.openxmlformats.org/markup-compatibility/2006" xmlns:aink="http://schemas.microsoft.com/office/drawing/2016/ink" xmlns:am3d="http://schemas.microsoft.com/office/drawing/2017/model3d" xmlns:o="urn:schemas-microsoft-com:office:office" xmlns:oel="http://schemas.microsoft.com/office/2019/extlst" xmlns:r="http://schemas.openxmlformats.org/officeDocument/2006/relationships" xmlns:m="http://schemas.openxmlformats.org/officeDocument/2006/math" xmlns:v="urn:schemas-microsoft-com:vml" xmlns:wp14="http://schemas.microsoft.com/office/word/2010/wordprocessingDrawing" xmlns:wp="http://schemas.openxmlformats.org/drawingml/2006/wordprocessingDrawing" xmlns:w10="urn:schemas-microsoft-com:office:word" xmlns:w="http://schemas.openxmlformats.org/wordprocessingml/2006/main" xmlns:w14="http://schemas.microsoft.com/office/word/2010/wordml" xmlns:w15="http://schemas.microsoft.com/office/word/2012/wordml" xmlns:w16cei="http://schemas.microsoft.com/office/word/2026/wordml/cei" xmlns:w16cex="http://schemas.microsoft.com/office/word/2018/wordml/cex" xmlns:w16cid="http://schemas.microsoft.com/office/word/2016/wordml/cid" xmlns:w16="http://schemas.microsoft.com/office/word/2018/wordml" xmlns:w16du="http://schemas.microsoft.com/office/word/2023/wordml/word16du" xmlns:w16sdtdh="http://schemas.microsoft.com/office/word/2020/wordml/sdtdatahash" xmlns:w16sdtfl="http://schemas.microsoft.com/office/word/2024/wordml/sdtformatlock" xmlns:w16se="http://schemas.microsoft.com/office/word/2015/wordml/symex" xmlns:wpg="http://schemas.microsoft.com/office/word/2010/wordprocessingGroup" xmlns:wpi="http://schemas.microsoft.com/office/word/2010/wordprocessingInk" xmlns:wne="http://schemas.microsoft.com/office/word/2006/wordml" xmlns:wps="http://schemas.microsoft.com/office/word/2010/wordprocessingShape" mc:Ignorable="w14 w15 w16se w16cid w16 w16cex w16sdtdh w16sdtfl w16du wp14">
   <w:endnote w:type="separator" w:id="-1">
     <w:p>
       <w:pPr>
@@ -707,7 +1397,7 @@
 </file>
 
 <file path=word/footer1.xml><?xml version="1.0" encoding="utf-8"?>
-<w:ftr xmlns:wpc="http://schemas.microsoft.com/office/word/2010/wordprocessingCanvas" xmlns:cx="http://schemas.microsoft.com/office/drawing/2014/chartex" xmlns:cx1="http://schemas.microsoft.com/office/drawing/2015/9/8/chartex" xmlns:cx2="http://schemas.microsoft.com/office/drawing/2015/10/21/chartex" xmlns:cx3="http://schemas.microsoft.com/office/drawing/2016/5/9/chartex" xmlns:cx4="http://schemas.microsoft.com/office/drawing/2016/5/10/chartex" xmlns:cx5="http://schemas.microsoft.com/office/drawing/2016/5/11/chartex" xmlns:cx6="http://schemas.microsoft.com/office/drawing/2016/5/12/chartex" xmlns:cx7="http://schemas.microsoft.com/office/drawing/2016/5/13/chartex" xmlns:cx8="http://schemas.microsoft.com/office/drawing/2016/5/14/chartex" xmlns:mc="http://schemas.openxmlformats.org/markup-compatibility/2006" xmlns:aink="http://schemas.microsoft.com/office/drawing/2016/ink" xmlns:am3d="http://schemas.microsoft.com/office/drawing/2017/model3d" xmlns:o="urn:schemas-microsoft-com:office:office" xmlns:oel="http://schemas.microsoft.com/office/2019/extlst" xmlns:r="http://schemas.openxmlformats.org/officeDocument/2006/relationships" xmlns:m="http://schemas.openxmlformats.org/officeDocument/2006/math" xmlns:v="urn:schemas-microsoft-com:vml" xmlns:wp14="http://schemas.microsoft.com/office/word/2010/wordprocessingDrawing" xmlns:wp="http://schemas.openxmlformats.org/drawingml/2006/wordprocessingDrawing" xmlns:w10="urn:schemas-microsoft-com:office:word" xmlns:w="http://schemas.openxmlformats.org/wordprocessingml/2006/main" xmlns:w14="http://schemas.microsoft.com/office/word/2010/wordml" xmlns:w15="http://schemas.microsoft.com/office/word/2012/wordml" xmlns:w16cex="http://schemas.microsoft.com/office/word/2018/wordml/cex" xmlns:w16cid="http://schemas.microsoft.com/office/word/2016/wordml/cid" xmlns:w16="http://schemas.microsoft.com/office/word/2018/wordml" xmlns:w16sdtdh="http://schemas.microsoft.com/office/word/2020/wordml/sdtdatahash" xmlns:w16se="http://schemas.microsoft.com/office/word/2015/wordml/symex" xmlns:wpg="http://schemas.microsoft.com/office/word/2010/wordprocessingGroup" xmlns:wpi="http://schemas.microsoft.com/office/word/2010/wordprocessingInk" xmlns:wne="http://schemas.microsoft.com/office/word/2006/wordml" xmlns:wps="http://schemas.microsoft.com/office/word/2010/wordprocessingShape" mc:Ignorable="w14 w15 w16se w16cid w16 w16cex w16sdtdh wp14">
+<w:ftr xmlns:wpc="http://schemas.microsoft.com/office/word/2010/wordprocessingCanvas" xmlns:cx="http://schemas.microsoft.com/office/drawing/2014/chartex" xmlns:cx1="http://schemas.microsoft.com/office/drawing/2015/9/8/chartex" xmlns:cx2="http://schemas.microsoft.com/office/drawing/2015/10/21/chartex" xmlns:cx3="http://schemas.microsoft.com/office/drawing/2016/5/9/chartex" xmlns:cx4="http://schemas.microsoft.com/office/drawing/2016/5/10/chartex" xmlns:cx5="http://schemas.microsoft.com/office/drawing/2016/5/11/chartex" xmlns:cx6="http://schemas.microsoft.com/office/drawing/2016/5/12/chartex" xmlns:cx7="http://schemas.microsoft.com/office/drawing/2016/5/13/chartex" xmlns:cx8="http://schemas.microsoft.com/office/drawing/2016/5/14/chartex" xmlns:mc="http://schemas.openxmlformats.org/markup-compatibility/2006" xmlns:aink="http://schemas.microsoft.com/office/drawing/2016/ink" xmlns:am3d="http://schemas.microsoft.com/office/drawing/2017/model3d" xmlns:o="urn:schemas-microsoft-com:office:office" xmlns:oel="http://schemas.microsoft.com/office/2019/extlst" xmlns:r="http://schemas.openxmlformats.org/officeDocument/2006/relationships" xmlns:m="http://schemas.openxmlformats.org/officeDocument/2006/math" xmlns:v="urn:schemas-microsoft-com:vml" xmlns:wp14="http://schemas.microsoft.com/office/word/2010/wordprocessingDrawing" xmlns:wp="http://schemas.openxmlformats.org/drawingml/2006/wordprocessingDrawing" xmlns:w10="urn:schemas-microsoft-com:office:word" xmlns:w="http://schemas.openxmlformats.org/wordprocessingml/2006/main" xmlns:w14="http://schemas.microsoft.com/office/word/2010/wordml" xmlns:w15="http://schemas.microsoft.com/office/word/2012/wordml" xmlns:w16cei="http://schemas.microsoft.com/office/word/2026/wordml/cei" xmlns:w16cex="http://schemas.microsoft.com/office/word/2018/wordml/cex" xmlns:w16cid="http://schemas.microsoft.com/office/word/2016/wordml/cid" xmlns:w16="http://schemas.microsoft.com/office/word/2018/wordml" xmlns:w16du="http://schemas.microsoft.com/office/word/2023/wordml/word16du" xmlns:w16sdtdh="http://schemas.microsoft.com/office/word/2020/wordml/sdtdatahash" xmlns:w16sdtfl="http://schemas.microsoft.com/office/word/2024/wordml/sdtformatlock" xmlns:w16se="http://schemas.microsoft.com/office/word/2015/wordml/symex" xmlns:wpg="http://schemas.microsoft.com/office/word/2010/wordprocessingGroup" xmlns:wpi="http://schemas.microsoft.com/office/word/2010/wordprocessingInk" xmlns:wne="http://schemas.microsoft.com/office/word/2006/wordml" xmlns:wps="http://schemas.microsoft.com/office/word/2010/wordprocessingShape" mc:Ignorable="w14 w15 w16se w16cid w16 w16cex w16sdtdh w16sdtfl w16du wp14">
   <w:sdt>
     <w:sdtPr>
       <w:id w:val="-1056395714"/>
@@ -760,7 +1450,7 @@
 </file>
 
 <file path=word/footnotes.xml><?xml version="1.0" encoding="utf-8"?>
-<w:footnotes xmlns:wpc="http://schemas.microsoft.com/office/word/2010/wordprocessingCanvas" xmlns:cx="http://schemas.microsoft.com/office/drawing/2014/chartex" xmlns:cx1="http://schemas.microsoft.com/office/drawing/2015/9/8/chartex" xmlns:cx2="http://schemas.microsoft.com/office/drawing/2015/10/21/chartex" xmlns:cx3="http://schemas.microsoft.com/office/drawing/2016/5/9/chartex" xmlns:cx4="http://schemas.microsoft.com/office/drawing/2016/5/10/chartex" xmlns:cx5="http://schemas.microsoft.com/office/drawing/2016/5/11/chartex" xmlns:cx6="http://schemas.microsoft.com/office/drawing/2016/5/12/chartex" xmlns:cx7="http://schemas.microsoft.com/office/drawing/2016/5/13/chartex" xmlns:cx8="http://schemas.microsoft.com/office/drawing/2016/5/14/chartex" xmlns:mc="http://schemas.openxmlformats.org/markup-compatibility/2006" xmlns:aink="http://schemas.microsoft.com/office/drawing/2016/ink" xmlns:am3d="http://schemas.microsoft.com/office/drawing/2017/model3d" xmlns:o="urn:schemas-microsoft-com:office:office" xmlns:oel="http://schemas.microsoft.com/office/2019/extlst" xmlns:r="http://schemas.openxmlformats.org/officeDocument/2006/relationships" xmlns:m="http://schemas.openxmlformats.org/officeDocument/2006/math" xmlns:v="urn:schemas-microsoft-com:vml" xmlns:wp14="http://schemas.microsoft.com/office/word/2010/wordprocessingDrawing" xmlns:wp="http://schemas.openxmlformats.org/drawingml/2006/wordprocessingDrawing" xmlns:w10="urn:schemas-microsoft-com:office:word" xmlns:w="http://schemas.openxmlformats.org/wordprocessingml/2006/main" xmlns:w14="http://schemas.microsoft.com/office/word/2010/wordml" xmlns:w15="http://schemas.microsoft.com/office/word/2012/wordml" xmlns:w16cex="http://schemas.microsoft.com/office/word/2018/wordml/cex" xmlns:w16cid="http://schemas.microsoft.com/office/word/2016/wordml/cid" xmlns:w16="http://schemas.microsoft.com/office/word/2018/wordml" xmlns:w16sdtdh="http://schemas.microsoft.com/office/word/2020/wordml/sdtdatahash" xmlns:w16se="http://schemas.microsoft.com/office/word/2015/wordml/symex" xmlns:wpg="http://schemas.microsoft.com/office/word/2010/wordprocessingGroup" xmlns:wpi="http://schemas.microsoft.com/office/word/2010/wordprocessingInk" xmlns:wne="http://schemas.microsoft.com/office/word/2006/wordml" xmlns:wps="http://schemas.microsoft.com/office/word/2010/wordprocessingShape" mc:Ignorable="w14 w15 w16se w16cid w16 w16cex w16sdtdh wp14">
+<w:footnotes xmlns:wpc="http://schemas.microsoft.com/office/word/2010/wordprocessingCanvas" xmlns:cx="http://schemas.microsoft.com/office/drawing/2014/chartex" xmlns:cx1="http://schemas.microsoft.com/office/drawing/2015/9/8/chartex" xmlns:cx2="http://schemas.microsoft.com/office/drawing/2015/10/21/chartex" xmlns:cx3="http://schemas.microsoft.com/office/drawing/2016/5/9/chartex" xmlns:cx4="http://schemas.microsoft.com/office/drawing/2016/5/10/chartex" xmlns:cx5="http://schemas.microsoft.com/office/drawing/2016/5/11/chartex" xmlns:cx6="http://schemas.microsoft.com/office/drawing/2016/5/12/chartex" xmlns:cx7="http://schemas.microsoft.com/office/drawing/2016/5/13/chartex" xmlns:cx8="http://schemas.microsoft.com/office/drawing/2016/5/14/chartex" xmlns:mc="http://schemas.openxmlformats.org/markup-compatibility/2006" xmlns:aink="http://schemas.microsoft.com/office/drawing/2016/ink" xmlns:am3d="http://schemas.microsoft.com/office/drawing/2017/model3d" xmlns:o="urn:schemas-microsoft-com:office:office" xmlns:oel="http://schemas.microsoft.com/office/2019/extlst" xmlns:r="http://schemas.openxmlformats.org/officeDocument/2006/relationships" xmlns:m="http://schemas.openxmlformats.org/officeDocument/2006/math" xmlns:v="urn:schemas-microsoft-com:vml" xmlns:wp14="http://schemas.microsoft.com/office/word/2010/wordprocessingDrawing" xmlns:wp="http://schemas.openxmlformats.org/drawingml/2006/wordprocessingDrawing" xmlns:w10="urn:schemas-microsoft-com:office:word" xmlns:w="http://schemas.openxmlformats.org/wordprocessingml/2006/main" xmlns:w14="http://schemas.microsoft.com/office/word/2010/wordml" xmlns:w15="http://schemas.microsoft.com/office/word/2012/wordml" xmlns:w16cei="http://schemas.microsoft.com/office/word/2026/wordml/cei" xmlns:w16cex="http://schemas.microsoft.com/office/word/2018/wordml/cex" xmlns:w16cid="http://schemas.microsoft.com/office/word/2016/wordml/cid" xmlns:w16="http://schemas.microsoft.com/office/word/2018/wordml" xmlns:w16du="http://schemas.microsoft.com/office/word/2023/wordml/word16du" xmlns:w16sdtdh="http://schemas.microsoft.com/office/word/2020/wordml/sdtdatahash" xmlns:w16sdtfl="http://schemas.microsoft.com/office/word/2024/wordml/sdtformatlock" xmlns:w16se="http://schemas.microsoft.com/office/word/2015/wordml/symex" xmlns:wpg="http://schemas.microsoft.com/office/word/2010/wordprocessingGroup" xmlns:wpi="http://schemas.microsoft.com/office/word/2010/wordprocessingInk" xmlns:wne="http://schemas.microsoft.com/office/word/2006/wordml" xmlns:wps="http://schemas.microsoft.com/office/word/2010/wordprocessingShape" mc:Ignorable="w14 w15 w16se w16cid w16 w16cex w16sdtdh w16sdtfl w16du wp14">
   <w:footnote w:type="separator" w:id="-1">
     <w:p>
       <w:pPr>
@@ -785,7 +1475,7 @@
 </file>
 
 <file path=word/numbering.xml><?xml version="1.0" encoding="utf-8"?>
-<w:numbering xmlns:wpc="http://schemas.microsoft.com/office/word/2010/wordprocessingCanvas" xmlns:cx="http://schemas.microsoft.com/office/drawing/2014/chartex" xmlns:cx1="http://schemas.microsoft.com/office/drawing/2015/9/8/chartex" xmlns:cx2="http://schemas.microsoft.com/office/drawing/2015/10/21/chartex" xmlns:cx3="http://schemas.microsoft.com/office/drawing/2016/5/9/chartex" xmlns:cx4="http://schemas.microsoft.com/office/drawing/2016/5/10/chartex" xmlns:cx5="http://schemas.microsoft.com/office/drawing/2016/5/11/chartex" xmlns:cx6="http://schemas.microsoft.com/office/drawing/2016/5/12/chartex" xmlns:cx7="http://schemas.microsoft.com/office/drawing/2016/5/13/chartex" xmlns:cx8="http://schemas.microsoft.com/office/drawing/2016/5/14/chartex" xmlns:mc="http://schemas.openxmlformats.org/markup-compatibility/2006" xmlns:aink="http://schemas.microsoft.com/office/drawing/2016/ink" xmlns:am3d="http://schemas.microsoft.com/office/drawing/2017/model3d" xmlns:o="urn:schemas-microsoft-com:office:office" xmlns:oel="http://schemas.microsoft.com/office/2019/extlst" xmlns:r="http://schemas.openxmlformats.org/officeDocument/2006/relationships" xmlns:m="http://schemas.openxmlformats.org/officeDocument/2006/math" xmlns:v="urn:schemas-microsoft-com:vml" xmlns:wp14="http://schemas.microsoft.com/office/word/2010/wordprocessingDrawing" xmlns:wp="http://schemas.openxmlformats.org/drawingml/2006/wordprocessingDrawing" xmlns:w10="urn:schemas-microsoft-com:office:word" xmlns:w="http://schemas.openxmlformats.org/wordprocessingml/2006/main" xmlns:w14="http://schemas.microsoft.com/office/word/2010/wordml" xmlns:w15="http://schemas.microsoft.com/office/word/2012/wordml" xmlns:w16cex="http://schemas.microsoft.com/office/word/2018/wordml/cex" xmlns:w16cid="http://schemas.microsoft.com/office/word/2016/wordml/cid" xmlns:w16="http://schemas.microsoft.com/office/word/2018/wordml" xmlns:w16sdtdh="http://schemas.microsoft.com/office/word/2020/wordml/sdtdatahash" xmlns:w16se="http://schemas.microsoft.com/office/word/2015/wordml/symex" xmlns:wpg="http://schemas.microsoft.com/office/word/2010/wordprocessingGroup" xmlns:wpi="http://schemas.microsoft.com/office/word/2010/wordprocessingInk" xmlns:wne="http://schemas.microsoft.com/office/word/2006/wordml" xmlns:wps="http://schemas.microsoft.com/office/word/2010/wordprocessingShape" mc:Ignorable="w14 w15 w16se w16cid w16 w16cex w16sdtdh wp14">
+<w:numbering xmlns:wpc="http://schemas.microsoft.com/office/word/2010/wordprocessingCanvas" xmlns:cx="http://schemas.microsoft.com/office/drawing/2014/chartex" xmlns:cx1="http://schemas.microsoft.com/office/drawing/2015/9/8/chartex" xmlns:cx2="http://schemas.microsoft.com/office/drawing/2015/10/21/chartex" xmlns:cx3="http://schemas.microsoft.com/office/drawing/2016/5/9/chartex" xmlns:cx4="http://schemas.microsoft.com/office/drawing/2016/5/10/chartex" xmlns:cx5="http://schemas.microsoft.com/office/drawing/2016/5/11/chartex" xmlns:cx6="http://schemas.microsoft.com/office/drawing/2016/5/12/chartex" xmlns:cx7="http://schemas.microsoft.com/office/drawing/2016/5/13/chartex" xmlns:cx8="http://schemas.microsoft.com/office/drawing/2016/5/14/chartex" xmlns:mc="http://schemas.openxmlformats.org/markup-compatibility/2006" xmlns:aink="http://schemas.microsoft.com/office/drawing/2016/ink" xmlns:am3d="http://schemas.microsoft.com/office/drawing/2017/model3d" xmlns:o="urn:schemas-microsoft-com:office:office" xmlns:oel="http://schemas.microsoft.com/office/2019/extlst" xmlns:r="http://schemas.openxmlformats.org/officeDocument/2006/relationships" xmlns:m="http://schemas.openxmlformats.org/officeDocument/2006/math" xmlns:v="urn:schemas-microsoft-com:vml" xmlns:wp14="http://schemas.microsoft.com/office/word/2010/wordprocessingDrawing" xmlns:wp="http://schemas.openxmlformats.org/drawingml/2006/wordprocessingDrawing" xmlns:w10="urn:schemas-microsoft-com:office:word" xmlns:w="http://schemas.openxmlformats.org/wordprocessingml/2006/main" xmlns:w14="http://schemas.microsoft.com/office/word/2010/wordml" xmlns:w15="http://schemas.microsoft.com/office/word/2012/wordml" xmlns:w16cei="http://schemas.microsoft.com/office/word/2026/wordml/cei" xmlns:w16cex="http://schemas.microsoft.com/office/word/2018/wordml/cex" xmlns:w16cid="http://schemas.microsoft.com/office/word/2016/wordml/cid" xmlns:w16="http://schemas.microsoft.com/office/word/2018/wordml" xmlns:w16du="http://schemas.microsoft.com/office/word/2023/wordml/word16du" xmlns:w16sdtdh="http://schemas.microsoft.com/office/word/2020/wordml/sdtdatahash" xmlns:w16sdtfl="http://schemas.microsoft.com/office/word/2024/wordml/sdtformatlock" xmlns:w16se="http://schemas.microsoft.com/office/word/2015/wordml/symex" xmlns:wpg="http://schemas.microsoft.com/office/word/2010/wordprocessingGroup" xmlns:wpi="http://schemas.microsoft.com/office/word/2010/wordprocessingInk" xmlns:wne="http://schemas.microsoft.com/office/word/2006/wordml" xmlns:wps="http://schemas.microsoft.com/office/word/2010/wordprocessingShape" mc:Ignorable="w14 w15 w16se w16cid w16 w16cex w16sdtdh w16sdtfl w16du wp14">
   <w:abstractNum w:abstractNumId="0" w15:restartNumberingAfterBreak="0">
     <w:nsid w:val="012C25CA"/>
     <w:multiLevelType w:val="hybridMultilevel"/>
@@ -1060,6 +1750,97 @@
     </w:lvl>
   </w:abstractNum>
   <w:abstractNum w:abstractNumId="3" w15:restartNumberingAfterBreak="0">
+    <w:nsid w:val="03E35240"/>
+    <w:multiLevelType w:val="multilevel"/>
+    <w:tmpl w:val="76FC366C"/>
+    <w:lvl w:ilvl="0">
+      <w:start w:val="2"/>
+      <w:numFmt w:val="upperLetter"/>
+      <w:lvlText w:val="%1:"/>
+      <w:lvlJc w:val="left"/>
+      <w:pPr>
+        <w:ind w:left="360" w:hanging="360"/>
+      </w:pPr>
+      <w:rPr>
+        <w:rFonts w:hint="default"/>
+        <w:b/>
+        <w:bCs/>
+      </w:rPr>
+    </w:lvl>
+    <w:lvl w:ilvl="1">
+      <w:start w:val="1"/>
+      <w:numFmt w:val="lowerLetter"/>
+      <w:lvlText w:val="%2."/>
+      <w:lvlJc w:val="left"/>
+      <w:pPr>
+        <w:ind w:left="1080" w:hanging="360"/>
+      </w:pPr>
+    </w:lvl>
+    <w:lvl w:ilvl="2">
+      <w:start w:val="1"/>
+      <w:numFmt w:val="lowerRoman"/>
+      <w:lvlText w:val="%3."/>
+      <w:lvlJc w:val="right"/>
+      <w:pPr>
+        <w:ind w:left="1800" w:hanging="180"/>
+      </w:pPr>
+    </w:lvl>
+    <w:lvl w:ilvl="3">
+      <w:start w:val="1"/>
+      <w:numFmt w:val="decimal"/>
+      <w:lvlText w:val="%4."/>
+      <w:lvlJc w:val="left"/>
+      <w:pPr>
+        <w:ind w:left="2520" w:hanging="360"/>
+      </w:pPr>
+    </w:lvl>
+    <w:lvl w:ilvl="4">
+      <w:start w:val="1"/>
+      <w:numFmt w:val="lowerLetter"/>
+      <w:lvlText w:val="%5."/>
+      <w:lvlJc w:val="left"/>
+      <w:pPr>
+        <w:ind w:left="3240" w:hanging="360"/>
+      </w:pPr>
+    </w:lvl>
+    <w:lvl w:ilvl="5">
+      <w:start w:val="1"/>
+      <w:numFmt w:val="lowerRoman"/>
+      <w:lvlText w:val="%6."/>
+      <w:lvlJc w:val="right"/>
+      <w:pPr>
+        <w:ind w:left="3960" w:hanging="180"/>
+      </w:pPr>
+    </w:lvl>
+    <w:lvl w:ilvl="6">
+      <w:start w:val="1"/>
+      <w:numFmt w:val="decimal"/>
+      <w:lvlText w:val="%7."/>
+      <w:lvlJc w:val="left"/>
+      <w:pPr>
+        <w:ind w:left="4680" w:hanging="360"/>
+      </w:pPr>
+    </w:lvl>
+    <w:lvl w:ilvl="7">
+      <w:start w:val="1"/>
+      <w:numFmt w:val="lowerLetter"/>
+      <w:lvlText w:val="%8."/>
+      <w:lvlJc w:val="left"/>
+      <w:pPr>
+        <w:ind w:left="5400" w:hanging="360"/>
+      </w:pPr>
+    </w:lvl>
+    <w:lvl w:ilvl="8">
+      <w:start w:val="1"/>
+      <w:numFmt w:val="lowerRoman"/>
+      <w:lvlText w:val="%9."/>
+      <w:lvlJc w:val="right"/>
+      <w:pPr>
+        <w:ind w:left="6120" w:hanging="180"/>
+      </w:pPr>
+    </w:lvl>
+  </w:abstractNum>
+  <w:abstractNum w:abstractNumId="4" w15:restartNumberingAfterBreak="0">
     <w:nsid w:val="044A2B90"/>
     <w:multiLevelType w:val="hybridMultilevel"/>
     <w:tmpl w:val="E1FC2B4C"/>
@@ -1172,7 +1953,7 @@
       </w:rPr>
     </w:lvl>
   </w:abstractNum>
-  <w:abstractNum w:abstractNumId="4" w15:restartNumberingAfterBreak="0">
+  <w:abstractNum w:abstractNumId="5" w15:restartNumberingAfterBreak="0">
     <w:nsid w:val="052053CA"/>
     <w:multiLevelType w:val="hybridMultilevel"/>
     <w:tmpl w:val="81B45C5E"/>
@@ -1268,7 +2049,7 @@
       </w:pPr>
     </w:lvl>
   </w:abstractNum>
-  <w:abstractNum w:abstractNumId="5" w15:restartNumberingAfterBreak="0">
+  <w:abstractNum w:abstractNumId="6" w15:restartNumberingAfterBreak="0">
     <w:nsid w:val="05275103"/>
     <w:multiLevelType w:val="hybridMultilevel"/>
     <w:tmpl w:val="F89C051A"/>
@@ -1362,7 +2143,7 @@
       </w:pPr>
     </w:lvl>
   </w:abstractNum>
-  <w:abstractNum w:abstractNumId="6" w15:restartNumberingAfterBreak="0">
+  <w:abstractNum w:abstractNumId="7" w15:restartNumberingAfterBreak="0">
     <w:nsid w:val="06D53752"/>
     <w:multiLevelType w:val="hybridMultilevel"/>
     <w:tmpl w:val="19F07996"/>
@@ -1456,7 +2237,7 @@
       </w:pPr>
     </w:lvl>
   </w:abstractNum>
-  <w:abstractNum w:abstractNumId="7" w15:restartNumberingAfterBreak="0">
+  <w:abstractNum w:abstractNumId="8" w15:restartNumberingAfterBreak="0">
     <w:nsid w:val="06F33DD3"/>
     <w:multiLevelType w:val="hybridMultilevel"/>
     <w:tmpl w:val="F8F8DE1A"/>
@@ -1547,7 +2328,7 @@
       </w:pPr>
     </w:lvl>
   </w:abstractNum>
-  <w:abstractNum w:abstractNumId="8" w15:restartNumberingAfterBreak="0">
+  <w:abstractNum w:abstractNumId="9" w15:restartNumberingAfterBreak="0">
     <w:nsid w:val="079062CD"/>
     <w:multiLevelType w:val="hybridMultilevel"/>
     <w:tmpl w:val="52C26A32"/>
@@ -1641,7 +2422,7 @@
       </w:pPr>
     </w:lvl>
   </w:abstractNum>
-  <w:abstractNum w:abstractNumId="9" w15:restartNumberingAfterBreak="0">
+  <w:abstractNum w:abstractNumId="10" w15:restartNumberingAfterBreak="0">
     <w:nsid w:val="07E229D8"/>
     <w:multiLevelType w:val="hybridMultilevel"/>
     <w:tmpl w:val="0A2C9FF2"/>
@@ -1735,7 +2516,7 @@
       </w:pPr>
     </w:lvl>
   </w:abstractNum>
-  <w:abstractNum w:abstractNumId="10" w15:restartNumberingAfterBreak="0">
+  <w:abstractNum w:abstractNumId="11" w15:restartNumberingAfterBreak="0">
     <w:nsid w:val="08AE3AFE"/>
     <w:multiLevelType w:val="hybridMultilevel"/>
     <w:tmpl w:val="BEA6841C"/>
@@ -1831,7 +2612,7 @@
       </w:pPr>
     </w:lvl>
   </w:abstractNum>
-  <w:abstractNum w:abstractNumId="11" w15:restartNumberingAfterBreak="0">
+  <w:abstractNum w:abstractNumId="12" w15:restartNumberingAfterBreak="0">
     <w:nsid w:val="0A1157D0"/>
     <w:multiLevelType w:val="hybridMultilevel"/>
     <w:tmpl w:val="291A30C6"/>
@@ -1922,7 +2703,7 @@
       </w:pPr>
     </w:lvl>
   </w:abstractNum>
-  <w:abstractNum w:abstractNumId="12" w15:restartNumberingAfterBreak="0">
+  <w:abstractNum w:abstractNumId="13" w15:restartNumberingAfterBreak="0">
     <w:nsid w:val="0A1B6A60"/>
     <w:multiLevelType w:val="hybridMultilevel"/>
     <w:tmpl w:val="5B5AF2DC"/>
@@ -2013,7 +2794,7 @@
       </w:pPr>
     </w:lvl>
   </w:abstractNum>
-  <w:abstractNum w:abstractNumId="13" w15:restartNumberingAfterBreak="0">
+  <w:abstractNum w:abstractNumId="14" w15:restartNumberingAfterBreak="0">
     <w:nsid w:val="0A2A14D9"/>
     <w:multiLevelType w:val="hybridMultilevel"/>
     <w:tmpl w:val="831E8BA6"/>
@@ -2104,7 +2885,7 @@
       </w:pPr>
     </w:lvl>
   </w:abstractNum>
-  <w:abstractNum w:abstractNumId="14" w15:restartNumberingAfterBreak="0">
+  <w:abstractNum w:abstractNumId="15" w15:restartNumberingAfterBreak="0">
     <w:nsid w:val="0F253280"/>
     <w:multiLevelType w:val="hybridMultilevel"/>
     <w:tmpl w:val="CA825B1C"/>
@@ -2195,7 +2976,7 @@
       </w:pPr>
     </w:lvl>
   </w:abstractNum>
-  <w:abstractNum w:abstractNumId="15" w15:restartNumberingAfterBreak="0">
+  <w:abstractNum w:abstractNumId="16" w15:restartNumberingAfterBreak="0">
     <w:nsid w:val="0F9B58F1"/>
     <w:multiLevelType w:val="hybridMultilevel"/>
     <w:tmpl w:val="B6EAD514"/>
@@ -2286,7 +3067,7 @@
       </w:pPr>
     </w:lvl>
   </w:abstractNum>
-  <w:abstractNum w:abstractNumId="16" w15:restartNumberingAfterBreak="0">
+  <w:abstractNum w:abstractNumId="17" w15:restartNumberingAfterBreak="0">
     <w:nsid w:val="13F37566"/>
     <w:multiLevelType w:val="hybridMultilevel"/>
     <w:tmpl w:val="2DB4CE2E"/>
@@ -2380,7 +3161,7 @@
       </w:pPr>
     </w:lvl>
   </w:abstractNum>
-  <w:abstractNum w:abstractNumId="17" w15:restartNumberingAfterBreak="0">
+  <w:abstractNum w:abstractNumId="18" w15:restartNumberingAfterBreak="0">
     <w:nsid w:val="13FD0469"/>
     <w:multiLevelType w:val="hybridMultilevel"/>
     <w:tmpl w:val="CA825B1C"/>
@@ -2471,7 +3252,102 @@
       </w:pPr>
     </w:lvl>
   </w:abstractNum>
-  <w:abstractNum w:abstractNumId="18" w15:restartNumberingAfterBreak="0">
+  <w:abstractNum w:abstractNumId="19" w15:restartNumberingAfterBreak="0">
+    <w:nsid w:val="15173ADC"/>
+    <w:multiLevelType w:val="hybridMultilevel"/>
+    <w:tmpl w:val="6DCCA122"/>
+    <w:lvl w:ilvl="0" w:tplc="7840C0EA">
+      <w:start w:val="2"/>
+      <w:numFmt w:val="upperLetter"/>
+      <w:lvlText w:val="%1:"/>
+      <w:lvlJc w:val="left"/>
+      <w:pPr>
+        <w:ind w:left="360" w:hanging="360"/>
+      </w:pPr>
+      <w:rPr>
+        <w:rFonts w:hint="default"/>
+        <w:b/>
+        <w:bCs/>
+        <w:i w:val="0"/>
+        <w:iCs w:val="0"/>
+        <w:spacing w:val="0"/>
+        <w:w w:val="84"/>
+      </w:rPr>
+    </w:lvl>
+    <w:lvl w:ilvl="1" w:tplc="04090019" w:tentative="1">
+      <w:start w:val="1"/>
+      <w:numFmt w:val="lowerLetter"/>
+      <w:lvlText w:val="%2."/>
+      <w:lvlJc w:val="left"/>
+      <w:pPr>
+        <w:ind w:left="1440" w:hanging="360"/>
+      </w:pPr>
+    </w:lvl>
+    <w:lvl w:ilvl="2" w:tplc="0409001B" w:tentative="1">
+      <w:start w:val="1"/>
+      <w:numFmt w:val="lowerRoman"/>
+      <w:lvlText w:val="%3."/>
+      <w:lvlJc w:val="right"/>
+      <w:pPr>
+        <w:ind w:left="2160" w:hanging="180"/>
+      </w:pPr>
+    </w:lvl>
+    <w:lvl w:ilvl="3" w:tplc="0409000F" w:tentative="1">
+      <w:start w:val="1"/>
+      <w:numFmt w:val="decimal"/>
+      <w:lvlText w:val="%4."/>
+      <w:lvlJc w:val="left"/>
+      <w:pPr>
+        <w:ind w:left="2880" w:hanging="360"/>
+      </w:pPr>
+    </w:lvl>
+    <w:lvl w:ilvl="4" w:tplc="04090019" w:tentative="1">
+      <w:start w:val="1"/>
+      <w:numFmt w:val="lowerLetter"/>
+      <w:lvlText w:val="%5."/>
+      <w:lvlJc w:val="left"/>
+      <w:pPr>
+        <w:ind w:left="3600" w:hanging="360"/>
+      </w:pPr>
+    </w:lvl>
+    <w:lvl w:ilvl="5" w:tplc="0409001B" w:tentative="1">
+      <w:start w:val="1"/>
+      <w:numFmt w:val="lowerRoman"/>
+      <w:lvlText w:val="%6."/>
+      <w:lvlJc w:val="right"/>
+      <w:pPr>
+        <w:ind w:left="4320" w:hanging="180"/>
+      </w:pPr>
+    </w:lvl>
+    <w:lvl w:ilvl="6" w:tplc="0409000F" w:tentative="1">
+      <w:start w:val="1"/>
+      <w:numFmt w:val="decimal"/>
+      <w:lvlText w:val="%7."/>
+      <w:lvlJc w:val="left"/>
+      <w:pPr>
+        <w:ind w:left="5040" w:hanging="360"/>
+      </w:pPr>
+    </w:lvl>
+    <w:lvl w:ilvl="7" w:tplc="04090019" w:tentative="1">
+      <w:start w:val="1"/>
+      <w:numFmt w:val="lowerLetter"/>
+      <w:lvlText w:val="%8."/>
+      <w:lvlJc w:val="left"/>
+      <w:pPr>
+        <w:ind w:left="5760" w:hanging="360"/>
+      </w:pPr>
+    </w:lvl>
+    <w:lvl w:ilvl="8" w:tplc="0409001B" w:tentative="1">
+      <w:start w:val="1"/>
+      <w:numFmt w:val="lowerRoman"/>
+      <w:lvlText w:val="%9."/>
+      <w:lvlJc w:val="right"/>
+      <w:pPr>
+        <w:ind w:left="6480" w:hanging="180"/>
+      </w:pPr>
+    </w:lvl>
+  </w:abstractNum>
+  <w:abstractNum w:abstractNumId="20" w15:restartNumberingAfterBreak="0">
     <w:nsid w:val="15B15EC0"/>
     <w:multiLevelType w:val="hybridMultilevel"/>
     <w:tmpl w:val="732CCC16"/>
@@ -2565,7 +3441,7 @@
       </w:pPr>
     </w:lvl>
   </w:abstractNum>
-  <w:abstractNum w:abstractNumId="19" w15:restartNumberingAfterBreak="0">
+  <w:abstractNum w:abstractNumId="21" w15:restartNumberingAfterBreak="0">
     <w:nsid w:val="16FF71A2"/>
     <w:multiLevelType w:val="hybridMultilevel"/>
     <w:tmpl w:val="4C640FB4"/>
@@ -2656,7 +3532,7 @@
       </w:pPr>
     </w:lvl>
   </w:abstractNum>
-  <w:abstractNum w:abstractNumId="20" w15:restartNumberingAfterBreak="0">
+  <w:abstractNum w:abstractNumId="22" w15:restartNumberingAfterBreak="0">
     <w:nsid w:val="1A711A1B"/>
     <w:multiLevelType w:val="hybridMultilevel"/>
     <w:tmpl w:val="57A02C46"/>
@@ -2750,7 +3626,7 @@
       </w:pPr>
     </w:lvl>
   </w:abstractNum>
-  <w:abstractNum w:abstractNumId="21" w15:restartNumberingAfterBreak="0">
+  <w:abstractNum w:abstractNumId="23" w15:restartNumberingAfterBreak="0">
     <w:nsid w:val="1D447F65"/>
     <w:multiLevelType w:val="hybridMultilevel"/>
     <w:tmpl w:val="29C60E24"/>
@@ -2841,7 +3717,7 @@
       </w:pPr>
     </w:lvl>
   </w:abstractNum>
-  <w:abstractNum w:abstractNumId="22" w15:restartNumberingAfterBreak="0">
+  <w:abstractNum w:abstractNumId="24" w15:restartNumberingAfterBreak="0">
     <w:nsid w:val="1DB4488D"/>
     <w:multiLevelType w:val="hybridMultilevel"/>
     <w:tmpl w:val="678CE024"/>
@@ -2932,7 +3808,7 @@
       </w:pPr>
     </w:lvl>
   </w:abstractNum>
-  <w:abstractNum w:abstractNumId="23" w15:restartNumberingAfterBreak="0">
+  <w:abstractNum w:abstractNumId="25" w15:restartNumberingAfterBreak="0">
     <w:nsid w:val="1EC935B5"/>
     <w:multiLevelType w:val="hybridMultilevel"/>
     <w:tmpl w:val="35E29C14"/>
@@ -3045,7 +3921,7 @@
       </w:rPr>
     </w:lvl>
   </w:abstractNum>
-  <w:abstractNum w:abstractNumId="24" w15:restartNumberingAfterBreak="0">
+  <w:abstractNum w:abstractNumId="26" w15:restartNumberingAfterBreak="0">
     <w:nsid w:val="212E1A90"/>
     <w:multiLevelType w:val="hybridMultilevel"/>
     <w:tmpl w:val="8EA8656A"/>
@@ -3139,7 +4015,7 @@
       </w:pPr>
     </w:lvl>
   </w:abstractNum>
-  <w:abstractNum w:abstractNumId="25" w15:restartNumberingAfterBreak="0">
+  <w:abstractNum w:abstractNumId="27" w15:restartNumberingAfterBreak="0">
     <w:nsid w:val="215C02CE"/>
     <w:multiLevelType w:val="hybridMultilevel"/>
     <w:tmpl w:val="831E8BA6"/>
@@ -3230,7 +4106,7 @@
       </w:pPr>
     </w:lvl>
   </w:abstractNum>
-  <w:abstractNum w:abstractNumId="26" w15:restartNumberingAfterBreak="0">
+  <w:abstractNum w:abstractNumId="28" w15:restartNumberingAfterBreak="0">
     <w:nsid w:val="21C77491"/>
     <w:multiLevelType w:val="hybridMultilevel"/>
     <w:tmpl w:val="41D60EA4"/>
@@ -3343,7 +4219,7 @@
       </w:rPr>
     </w:lvl>
   </w:abstractNum>
-  <w:abstractNum w:abstractNumId="27" w15:restartNumberingAfterBreak="0">
+  <w:abstractNum w:abstractNumId="29" w15:restartNumberingAfterBreak="0">
     <w:nsid w:val="236D57C6"/>
     <w:multiLevelType w:val="hybridMultilevel"/>
     <w:tmpl w:val="35FA33C8"/>
@@ -3437,7 +4313,7 @@
       </w:pPr>
     </w:lvl>
   </w:abstractNum>
-  <w:abstractNum w:abstractNumId="28" w15:restartNumberingAfterBreak="0">
+  <w:abstractNum w:abstractNumId="30" w15:restartNumberingAfterBreak="0">
     <w:nsid w:val="24AF7A7E"/>
     <w:multiLevelType w:val="hybridMultilevel"/>
     <w:tmpl w:val="0BB804AE"/>
@@ -3531,7 +4407,7 @@
       </w:pPr>
     </w:lvl>
   </w:abstractNum>
-  <w:abstractNum w:abstractNumId="29" w15:restartNumberingAfterBreak="0">
+  <w:abstractNum w:abstractNumId="31" w15:restartNumberingAfterBreak="0">
     <w:nsid w:val="25277E32"/>
     <w:multiLevelType w:val="hybridMultilevel"/>
     <w:tmpl w:val="59B4B60E"/>
@@ -3646,7 +4522,7 @@
       </w:rPr>
     </w:lvl>
   </w:abstractNum>
-  <w:abstractNum w:abstractNumId="30" w15:restartNumberingAfterBreak="0">
+  <w:abstractNum w:abstractNumId="32" w15:restartNumberingAfterBreak="0">
     <w:nsid w:val="269C62FD"/>
     <w:multiLevelType w:val="hybridMultilevel"/>
     <w:tmpl w:val="93F0E5FE"/>
@@ -3740,7 +4616,7 @@
       </w:pPr>
     </w:lvl>
   </w:abstractNum>
-  <w:abstractNum w:abstractNumId="31" w15:restartNumberingAfterBreak="0">
+  <w:abstractNum w:abstractNumId="33" w15:restartNumberingAfterBreak="0">
     <w:nsid w:val="294C7B15"/>
     <w:multiLevelType w:val="hybridMultilevel"/>
     <w:tmpl w:val="3870A6A6"/>
@@ -3832,7 +4708,7 @@
       </w:pPr>
     </w:lvl>
   </w:abstractNum>
-  <w:abstractNum w:abstractNumId="32" w15:restartNumberingAfterBreak="0">
+  <w:abstractNum w:abstractNumId="34" w15:restartNumberingAfterBreak="0">
     <w:nsid w:val="29F6737C"/>
     <w:multiLevelType w:val="hybridMultilevel"/>
     <w:tmpl w:val="4AFC3BC4"/>
@@ -3945,7 +4821,7 @@
       </w:rPr>
     </w:lvl>
   </w:abstractNum>
-  <w:abstractNum w:abstractNumId="33" w15:restartNumberingAfterBreak="0">
+  <w:abstractNum w:abstractNumId="35" w15:restartNumberingAfterBreak="0">
     <w:nsid w:val="2B801813"/>
     <w:multiLevelType w:val="hybridMultilevel"/>
     <w:tmpl w:val="9F54F31E"/>
@@ -4039,7 +4915,7 @@
       </w:pPr>
     </w:lvl>
   </w:abstractNum>
-  <w:abstractNum w:abstractNumId="34" w15:restartNumberingAfterBreak="0">
+  <w:abstractNum w:abstractNumId="36" w15:restartNumberingAfterBreak="0">
     <w:nsid w:val="2C9C19B8"/>
     <w:multiLevelType w:val="hybridMultilevel"/>
     <w:tmpl w:val="868E8FCE"/>
@@ -4133,7 +5009,7 @@
       </w:pPr>
     </w:lvl>
   </w:abstractNum>
-  <w:abstractNum w:abstractNumId="35" w15:restartNumberingAfterBreak="0">
+  <w:abstractNum w:abstractNumId="37" w15:restartNumberingAfterBreak="0">
     <w:nsid w:val="2CB4375C"/>
     <w:multiLevelType w:val="hybridMultilevel"/>
     <w:tmpl w:val="291A30C6"/>
@@ -4224,7 +5100,7 @@
       </w:pPr>
     </w:lvl>
   </w:abstractNum>
-  <w:abstractNum w:abstractNumId="36" w15:restartNumberingAfterBreak="0">
+  <w:abstractNum w:abstractNumId="38" w15:restartNumberingAfterBreak="0">
     <w:nsid w:val="2E454F3D"/>
     <w:multiLevelType w:val="hybridMultilevel"/>
     <w:tmpl w:val="7DE094FA"/>
@@ -4318,7 +5194,7 @@
       </w:pPr>
     </w:lvl>
   </w:abstractNum>
-  <w:abstractNum w:abstractNumId="37" w15:restartNumberingAfterBreak="0">
+  <w:abstractNum w:abstractNumId="39" w15:restartNumberingAfterBreak="0">
     <w:nsid w:val="2F0E685D"/>
     <w:multiLevelType w:val="hybridMultilevel"/>
     <w:tmpl w:val="09DA465E"/>
@@ -4409,7 +5285,7 @@
       </w:pPr>
     </w:lvl>
   </w:abstractNum>
-  <w:abstractNum w:abstractNumId="38" w15:restartNumberingAfterBreak="0">
+  <w:abstractNum w:abstractNumId="40" w15:restartNumberingAfterBreak="0">
     <w:nsid w:val="2F510531"/>
     <w:multiLevelType w:val="hybridMultilevel"/>
     <w:tmpl w:val="C02AAC0A"/>
@@ -4500,7 +5376,7 @@
       </w:pPr>
     </w:lvl>
   </w:abstractNum>
-  <w:abstractNum w:abstractNumId="39" w15:restartNumberingAfterBreak="0">
+  <w:abstractNum w:abstractNumId="41" w15:restartNumberingAfterBreak="0">
     <w:nsid w:val="30991922"/>
     <w:multiLevelType w:val="hybridMultilevel"/>
     <w:tmpl w:val="E6FAC71C"/>
@@ -4594,7 +5470,7 @@
       </w:pPr>
     </w:lvl>
   </w:abstractNum>
-  <w:abstractNum w:abstractNumId="40" w15:restartNumberingAfterBreak="0">
+  <w:abstractNum w:abstractNumId="42" w15:restartNumberingAfterBreak="0">
     <w:nsid w:val="34555D51"/>
     <w:multiLevelType w:val="hybridMultilevel"/>
     <w:tmpl w:val="8C28476E"/>
@@ -4685,7 +5561,7 @@
       </w:pPr>
     </w:lvl>
   </w:abstractNum>
-  <w:abstractNum w:abstractNumId="41" w15:restartNumberingAfterBreak="0">
+  <w:abstractNum w:abstractNumId="43" w15:restartNumberingAfterBreak="0">
     <w:nsid w:val="3492787E"/>
     <w:multiLevelType w:val="hybridMultilevel"/>
     <w:tmpl w:val="A33A8498"/>
@@ -4798,7 +5674,7 @@
       </w:rPr>
     </w:lvl>
   </w:abstractNum>
-  <w:abstractNum w:abstractNumId="42" w15:restartNumberingAfterBreak="0">
+  <w:abstractNum w:abstractNumId="44" w15:restartNumberingAfterBreak="0">
     <w:nsid w:val="358B4BB3"/>
     <w:multiLevelType w:val="hybridMultilevel"/>
     <w:tmpl w:val="A678E960"/>
@@ -4892,7 +5768,7 @@
       </w:pPr>
     </w:lvl>
   </w:abstractNum>
-  <w:abstractNum w:abstractNumId="43" w15:restartNumberingAfterBreak="0">
+  <w:abstractNum w:abstractNumId="45" w15:restartNumberingAfterBreak="0">
     <w:nsid w:val="36A87A90"/>
     <w:multiLevelType w:val="hybridMultilevel"/>
     <w:tmpl w:val="6BC60C50"/>
@@ -4983,7 +5859,7 @@
       </w:pPr>
     </w:lvl>
   </w:abstractNum>
-  <w:abstractNum w:abstractNumId="44" w15:restartNumberingAfterBreak="0">
+  <w:abstractNum w:abstractNumId="46" w15:restartNumberingAfterBreak="0">
     <w:nsid w:val="38025215"/>
     <w:multiLevelType w:val="hybridMultilevel"/>
     <w:tmpl w:val="01022858"/>
@@ -5077,7 +5953,7 @@
       </w:pPr>
     </w:lvl>
   </w:abstractNum>
-  <w:abstractNum w:abstractNumId="45" w15:restartNumberingAfterBreak="0">
+  <w:abstractNum w:abstractNumId="47" w15:restartNumberingAfterBreak="0">
     <w:nsid w:val="393324DC"/>
     <w:multiLevelType w:val="hybridMultilevel"/>
     <w:tmpl w:val="90B613DA"/>
@@ -5171,7 +6047,7 @@
       </w:pPr>
     </w:lvl>
   </w:abstractNum>
-  <w:abstractNum w:abstractNumId="46" w15:restartNumberingAfterBreak="0">
+  <w:abstractNum w:abstractNumId="48" w15:restartNumberingAfterBreak="0">
     <w:nsid w:val="3B3A6776"/>
     <w:multiLevelType w:val="hybridMultilevel"/>
     <w:tmpl w:val="BEA6841C"/>
@@ -5267,7 +6143,7 @@
       </w:pPr>
     </w:lvl>
   </w:abstractNum>
-  <w:abstractNum w:abstractNumId="47" w15:restartNumberingAfterBreak="0">
+  <w:abstractNum w:abstractNumId="49" w15:restartNumberingAfterBreak="0">
     <w:nsid w:val="3CDC7B7F"/>
     <w:multiLevelType w:val="hybridMultilevel"/>
     <w:tmpl w:val="F9EC833C"/>
@@ -5380,7 +6256,7 @@
       </w:rPr>
     </w:lvl>
   </w:abstractNum>
-  <w:abstractNum w:abstractNumId="48" w15:restartNumberingAfterBreak="0">
+  <w:abstractNum w:abstractNumId="50" w15:restartNumberingAfterBreak="0">
     <w:nsid w:val="3F584A02"/>
     <w:multiLevelType w:val="hybridMultilevel"/>
     <w:tmpl w:val="B5B08E1E"/>
@@ -5474,7 +6350,7 @@
       </w:pPr>
     </w:lvl>
   </w:abstractNum>
-  <w:abstractNum w:abstractNumId="49" w15:restartNumberingAfterBreak="0">
+  <w:abstractNum w:abstractNumId="51" w15:restartNumberingAfterBreak="0">
     <w:nsid w:val="40232E52"/>
     <w:multiLevelType w:val="hybridMultilevel"/>
     <w:tmpl w:val="95C88A56"/>
@@ -5568,7 +6444,7 @@
       </w:pPr>
     </w:lvl>
   </w:abstractNum>
-  <w:abstractNum w:abstractNumId="50" w15:restartNumberingAfterBreak="0">
+  <w:abstractNum w:abstractNumId="52" w15:restartNumberingAfterBreak="0">
     <w:nsid w:val="4089054E"/>
     <w:multiLevelType w:val="hybridMultilevel"/>
     <w:tmpl w:val="84A422E8"/>
@@ -5662,7 +6538,7 @@
       </w:pPr>
     </w:lvl>
   </w:abstractNum>
-  <w:abstractNum w:abstractNumId="51" w15:restartNumberingAfterBreak="0">
+  <w:abstractNum w:abstractNumId="53" w15:restartNumberingAfterBreak="0">
     <w:nsid w:val="42BB40CA"/>
     <w:multiLevelType w:val="hybridMultilevel"/>
     <w:tmpl w:val="91F045C8"/>
@@ -5756,7 +6632,7 @@
       </w:pPr>
     </w:lvl>
   </w:abstractNum>
-  <w:abstractNum w:abstractNumId="52" w15:restartNumberingAfterBreak="0">
+  <w:abstractNum w:abstractNumId="54" w15:restartNumberingAfterBreak="0">
     <w:nsid w:val="477D5AA2"/>
     <w:multiLevelType w:val="hybridMultilevel"/>
     <w:tmpl w:val="882EE4CC"/>
@@ -5847,7 +6723,7 @@
       </w:pPr>
     </w:lvl>
   </w:abstractNum>
-  <w:abstractNum w:abstractNumId="53" w15:restartNumberingAfterBreak="0">
+  <w:abstractNum w:abstractNumId="55" w15:restartNumberingAfterBreak="0">
     <w:nsid w:val="48220F39"/>
     <w:multiLevelType w:val="hybridMultilevel"/>
     <w:tmpl w:val="67164D22"/>
@@ -5938,7 +6814,7 @@
       </w:pPr>
     </w:lvl>
   </w:abstractNum>
-  <w:abstractNum w:abstractNumId="54" w15:restartNumberingAfterBreak="0">
+  <w:abstractNum w:abstractNumId="56" w15:restartNumberingAfterBreak="0">
     <w:nsid w:val="493E0CCB"/>
     <w:multiLevelType w:val="hybridMultilevel"/>
     <w:tmpl w:val="DE1A3DA8"/>
@@ -6054,7 +6930,7 @@
       </w:rPr>
     </w:lvl>
   </w:abstractNum>
-  <w:abstractNum w:abstractNumId="55" w15:restartNumberingAfterBreak="0">
+  <w:abstractNum w:abstractNumId="57" w15:restartNumberingAfterBreak="0">
     <w:nsid w:val="49837B45"/>
     <w:multiLevelType w:val="hybridMultilevel"/>
     <w:tmpl w:val="9916547A"/>
@@ -6148,7 +7024,7 @@
       </w:pPr>
     </w:lvl>
   </w:abstractNum>
-  <w:abstractNum w:abstractNumId="56" w15:restartNumberingAfterBreak="0">
+  <w:abstractNum w:abstractNumId="58" w15:restartNumberingAfterBreak="0">
     <w:nsid w:val="4A2A784D"/>
     <w:multiLevelType w:val="hybridMultilevel"/>
     <w:tmpl w:val="D04A441C"/>
@@ -6240,7 +7116,7 @@
       </w:pPr>
     </w:lvl>
   </w:abstractNum>
-  <w:abstractNum w:abstractNumId="57" w15:restartNumberingAfterBreak="0">
+  <w:abstractNum w:abstractNumId="59" w15:restartNumberingAfterBreak="0">
     <w:nsid w:val="4A62576A"/>
     <w:multiLevelType w:val="hybridMultilevel"/>
     <w:tmpl w:val="B096158E"/>
@@ -6331,7 +7207,7 @@
       </w:pPr>
     </w:lvl>
   </w:abstractNum>
-  <w:abstractNum w:abstractNumId="58" w15:restartNumberingAfterBreak="0">
+  <w:abstractNum w:abstractNumId="60" w15:restartNumberingAfterBreak="0">
     <w:nsid w:val="4B327DE5"/>
     <w:multiLevelType w:val="hybridMultilevel"/>
     <w:tmpl w:val="3006C858"/>
@@ -6422,7 +7298,7 @@
       </w:pPr>
     </w:lvl>
   </w:abstractNum>
-  <w:abstractNum w:abstractNumId="59" w15:restartNumberingAfterBreak="0">
+  <w:abstractNum w:abstractNumId="61" w15:restartNumberingAfterBreak="0">
     <w:nsid w:val="4F2C1F73"/>
     <w:multiLevelType w:val="hybridMultilevel"/>
     <w:tmpl w:val="67164D22"/>
@@ -6513,7 +7389,7 @@
       </w:pPr>
     </w:lvl>
   </w:abstractNum>
-  <w:abstractNum w:abstractNumId="60" w15:restartNumberingAfterBreak="0">
+  <w:abstractNum w:abstractNumId="62" w15:restartNumberingAfterBreak="0">
     <w:nsid w:val="50C14BCA"/>
     <w:multiLevelType w:val="hybridMultilevel"/>
     <w:tmpl w:val="57F843B4"/>
@@ -6604,7 +7480,7 @@
       </w:pPr>
     </w:lvl>
   </w:abstractNum>
-  <w:abstractNum w:abstractNumId="61" w15:restartNumberingAfterBreak="0">
+  <w:abstractNum w:abstractNumId="63" w15:restartNumberingAfterBreak="0">
     <w:nsid w:val="52D04E3D"/>
     <w:multiLevelType w:val="hybridMultilevel"/>
     <w:tmpl w:val="7012BE88"/>
@@ -6695,7 +7571,7 @@
       </w:pPr>
     </w:lvl>
   </w:abstractNum>
-  <w:abstractNum w:abstractNumId="62" w15:restartNumberingAfterBreak="0">
+  <w:abstractNum w:abstractNumId="64" w15:restartNumberingAfterBreak="0">
     <w:nsid w:val="54B149BE"/>
     <w:multiLevelType w:val="hybridMultilevel"/>
     <w:tmpl w:val="7D56C986"/>
@@ -6813,7 +7689,7 @@
       </w:rPr>
     </w:lvl>
   </w:abstractNum>
-  <w:abstractNum w:abstractNumId="63" w15:restartNumberingAfterBreak="0">
+  <w:abstractNum w:abstractNumId="65" w15:restartNumberingAfterBreak="0">
     <w:nsid w:val="55F60A70"/>
     <w:multiLevelType w:val="hybridMultilevel"/>
     <w:tmpl w:val="291A30C6"/>
@@ -6904,7 +7780,7 @@
       </w:pPr>
     </w:lvl>
   </w:abstractNum>
-  <w:abstractNum w:abstractNumId="64" w15:restartNumberingAfterBreak="0">
+  <w:abstractNum w:abstractNumId="66" w15:restartNumberingAfterBreak="0">
     <w:nsid w:val="562B77A1"/>
     <w:multiLevelType w:val="hybridMultilevel"/>
     <w:tmpl w:val="81B45C5E"/>
@@ -7000,7 +7876,7 @@
       </w:pPr>
     </w:lvl>
   </w:abstractNum>
-  <w:abstractNum w:abstractNumId="65" w15:restartNumberingAfterBreak="0">
+  <w:abstractNum w:abstractNumId="67" w15:restartNumberingAfterBreak="0">
     <w:nsid w:val="56425BE9"/>
     <w:multiLevelType w:val="hybridMultilevel"/>
     <w:tmpl w:val="67547132"/>
@@ -7091,7 +7967,7 @@
       </w:pPr>
     </w:lvl>
   </w:abstractNum>
-  <w:abstractNum w:abstractNumId="66" w15:restartNumberingAfterBreak="0">
+  <w:abstractNum w:abstractNumId="68" w15:restartNumberingAfterBreak="0">
     <w:nsid w:val="5767473C"/>
     <w:multiLevelType w:val="hybridMultilevel"/>
     <w:tmpl w:val="3104F218"/>
@@ -7182,7 +8058,7 @@
       </w:pPr>
     </w:lvl>
   </w:abstractNum>
-  <w:abstractNum w:abstractNumId="67" w15:restartNumberingAfterBreak="0">
+  <w:abstractNum w:abstractNumId="69" w15:restartNumberingAfterBreak="0">
     <w:nsid w:val="577C7F3A"/>
     <w:multiLevelType w:val="hybridMultilevel"/>
     <w:tmpl w:val="67164D22"/>
@@ -7273,7 +8149,7 @@
       </w:pPr>
     </w:lvl>
   </w:abstractNum>
-  <w:abstractNum w:abstractNumId="68" w15:restartNumberingAfterBreak="0">
+  <w:abstractNum w:abstractNumId="70" w15:restartNumberingAfterBreak="0">
     <w:nsid w:val="586431B8"/>
     <w:multiLevelType w:val="hybridMultilevel"/>
     <w:tmpl w:val="81B45C5E"/>
@@ -7369,7 +8245,7 @@
       </w:pPr>
     </w:lvl>
   </w:abstractNum>
-  <w:abstractNum w:abstractNumId="69" w15:restartNumberingAfterBreak="0">
+  <w:abstractNum w:abstractNumId="71" w15:restartNumberingAfterBreak="0">
     <w:nsid w:val="59BD6BAB"/>
     <w:multiLevelType w:val="hybridMultilevel"/>
     <w:tmpl w:val="77D22F20"/>
@@ -7461,7 +8337,7 @@
       </w:pPr>
     </w:lvl>
   </w:abstractNum>
-  <w:abstractNum w:abstractNumId="70" w15:restartNumberingAfterBreak="0">
+  <w:abstractNum w:abstractNumId="72" w15:restartNumberingAfterBreak="0">
     <w:nsid w:val="59D910B2"/>
     <w:multiLevelType w:val="hybridMultilevel"/>
     <w:tmpl w:val="678CE024"/>
@@ -7552,7 +8428,7 @@
       </w:pPr>
     </w:lvl>
   </w:abstractNum>
-  <w:abstractNum w:abstractNumId="71" w15:restartNumberingAfterBreak="0">
+  <w:abstractNum w:abstractNumId="73" w15:restartNumberingAfterBreak="0">
     <w:nsid w:val="5A0D78FF"/>
     <w:multiLevelType w:val="hybridMultilevel"/>
     <w:tmpl w:val="E84C2A80"/>
@@ -7646,7 +8522,7 @@
       </w:pPr>
     </w:lvl>
   </w:abstractNum>
-  <w:abstractNum w:abstractNumId="72" w15:restartNumberingAfterBreak="0">
+  <w:abstractNum w:abstractNumId="74" w15:restartNumberingAfterBreak="0">
     <w:nsid w:val="5B1160CF"/>
     <w:multiLevelType w:val="hybridMultilevel"/>
     <w:tmpl w:val="57F843B4"/>
@@ -7737,7 +8613,7 @@
       </w:pPr>
     </w:lvl>
   </w:abstractNum>
-  <w:abstractNum w:abstractNumId="73" w15:restartNumberingAfterBreak="0">
+  <w:abstractNum w:abstractNumId="75" w15:restartNumberingAfterBreak="0">
     <w:nsid w:val="5B8014C5"/>
     <w:multiLevelType w:val="hybridMultilevel"/>
     <w:tmpl w:val="D5FA519C"/>
@@ -7850,7 +8726,7 @@
       </w:rPr>
     </w:lvl>
   </w:abstractNum>
-  <w:abstractNum w:abstractNumId="74" w15:restartNumberingAfterBreak="0">
+  <w:abstractNum w:abstractNumId="76" w15:restartNumberingAfterBreak="0">
     <w:nsid w:val="5D096BE3"/>
     <w:multiLevelType w:val="hybridMultilevel"/>
     <w:tmpl w:val="7758F8FE"/>
@@ -7944,7 +8820,7 @@
       </w:pPr>
     </w:lvl>
   </w:abstractNum>
-  <w:abstractNum w:abstractNumId="75" w15:restartNumberingAfterBreak="0">
+  <w:abstractNum w:abstractNumId="77" w15:restartNumberingAfterBreak="0">
     <w:nsid w:val="5EBE5C6C"/>
     <w:multiLevelType w:val="hybridMultilevel"/>
     <w:tmpl w:val="882EE4CC"/>
@@ -8035,7 +8911,7 @@
       </w:pPr>
     </w:lvl>
   </w:abstractNum>
-  <w:abstractNum w:abstractNumId="76" w15:restartNumberingAfterBreak="0">
+  <w:abstractNum w:abstractNumId="78" w15:restartNumberingAfterBreak="0">
     <w:nsid w:val="60097C00"/>
     <w:multiLevelType w:val="hybridMultilevel"/>
     <w:tmpl w:val="D7A0B374"/>
@@ -8148,7 +9024,7 @@
       </w:rPr>
     </w:lvl>
   </w:abstractNum>
-  <w:abstractNum w:abstractNumId="77" w15:restartNumberingAfterBreak="0">
+  <w:abstractNum w:abstractNumId="79" w15:restartNumberingAfterBreak="0">
     <w:nsid w:val="60E466AB"/>
     <w:multiLevelType w:val="hybridMultilevel"/>
     <w:tmpl w:val="59B4B60E"/>
@@ -8263,7 +9139,7 @@
       </w:rPr>
     </w:lvl>
   </w:abstractNum>
-  <w:abstractNum w:abstractNumId="78" w15:restartNumberingAfterBreak="0">
+  <w:abstractNum w:abstractNumId="80" w15:restartNumberingAfterBreak="0">
     <w:nsid w:val="61164B02"/>
     <w:multiLevelType w:val="hybridMultilevel"/>
     <w:tmpl w:val="C602D860"/>
@@ -8354,7 +9230,7 @@
       </w:pPr>
     </w:lvl>
   </w:abstractNum>
-  <w:abstractNum w:abstractNumId="79" w15:restartNumberingAfterBreak="0">
+  <w:abstractNum w:abstractNumId="81" w15:restartNumberingAfterBreak="0">
     <w:nsid w:val="61857FFC"/>
     <w:multiLevelType w:val="hybridMultilevel"/>
     <w:tmpl w:val="861438B8"/>
@@ -8445,7 +9321,7 @@
       </w:pPr>
     </w:lvl>
   </w:abstractNum>
-  <w:abstractNum w:abstractNumId="80" w15:restartNumberingAfterBreak="0">
+  <w:abstractNum w:abstractNumId="82" w15:restartNumberingAfterBreak="0">
     <w:nsid w:val="621E53DB"/>
     <w:multiLevelType w:val="hybridMultilevel"/>
     <w:tmpl w:val="6C1CF1A0"/>
@@ -8539,7 +9415,7 @@
       </w:pPr>
     </w:lvl>
   </w:abstractNum>
-  <w:abstractNum w:abstractNumId="81" w15:restartNumberingAfterBreak="0">
+  <w:abstractNum w:abstractNumId="83" w15:restartNumberingAfterBreak="0">
     <w:nsid w:val="6388234C"/>
     <w:multiLevelType w:val="hybridMultilevel"/>
     <w:tmpl w:val="678CE024"/>
@@ -8630,7 +9506,7 @@
       </w:pPr>
     </w:lvl>
   </w:abstractNum>
-  <w:abstractNum w:abstractNumId="82" w15:restartNumberingAfterBreak="0">
+  <w:abstractNum w:abstractNumId="84" w15:restartNumberingAfterBreak="0">
     <w:nsid w:val="63BD094B"/>
     <w:multiLevelType w:val="hybridMultilevel"/>
     <w:tmpl w:val="5038DECC"/>
@@ -8724,7 +9600,7 @@
       </w:pPr>
     </w:lvl>
   </w:abstractNum>
-  <w:abstractNum w:abstractNumId="83" w15:restartNumberingAfterBreak="0">
+  <w:abstractNum w:abstractNumId="85" w15:restartNumberingAfterBreak="0">
     <w:nsid w:val="6491516F"/>
     <w:multiLevelType w:val="hybridMultilevel"/>
     <w:tmpl w:val="A1804C88"/>
@@ -8837,7 +9713,7 @@
       </w:rPr>
     </w:lvl>
   </w:abstractNum>
-  <w:abstractNum w:abstractNumId="84" w15:restartNumberingAfterBreak="0">
+  <w:abstractNum w:abstractNumId="86" w15:restartNumberingAfterBreak="0">
     <w:nsid w:val="64D45578"/>
     <w:multiLevelType w:val="hybridMultilevel"/>
     <w:tmpl w:val="670CB506"/>
@@ -8950,7 +9826,7 @@
       </w:rPr>
     </w:lvl>
   </w:abstractNum>
-  <w:abstractNum w:abstractNumId="85" w15:restartNumberingAfterBreak="0">
+  <w:abstractNum w:abstractNumId="87" w15:restartNumberingAfterBreak="0">
     <w:nsid w:val="65B06E36"/>
     <w:multiLevelType w:val="hybridMultilevel"/>
     <w:tmpl w:val="4C640FB4"/>
@@ -9041,7 +9917,7 @@
       </w:pPr>
     </w:lvl>
   </w:abstractNum>
-  <w:abstractNum w:abstractNumId="86" w15:restartNumberingAfterBreak="0">
+  <w:abstractNum w:abstractNumId="88" w15:restartNumberingAfterBreak="0">
     <w:nsid w:val="65C45C9E"/>
     <w:multiLevelType w:val="hybridMultilevel"/>
     <w:tmpl w:val="D68C57F0"/>
@@ -9132,7 +10008,7 @@
       </w:pPr>
     </w:lvl>
   </w:abstractNum>
-  <w:abstractNum w:abstractNumId="87" w15:restartNumberingAfterBreak="0">
+  <w:abstractNum w:abstractNumId="89" w15:restartNumberingAfterBreak="0">
     <w:nsid w:val="66A46C02"/>
     <w:multiLevelType w:val="hybridMultilevel"/>
     <w:tmpl w:val="92B0FC20"/>
@@ -9226,7 +10102,7 @@
       </w:pPr>
     </w:lvl>
   </w:abstractNum>
-  <w:abstractNum w:abstractNumId="88" w15:restartNumberingAfterBreak="0">
+  <w:abstractNum w:abstractNumId="90" w15:restartNumberingAfterBreak="0">
     <w:nsid w:val="66F75F44"/>
     <w:multiLevelType w:val="hybridMultilevel"/>
     <w:tmpl w:val="F774CC24"/>
@@ -9317,7 +10193,7 @@
       </w:pPr>
     </w:lvl>
   </w:abstractNum>
-  <w:abstractNum w:abstractNumId="89" w15:restartNumberingAfterBreak="0">
+  <w:abstractNum w:abstractNumId="91" w15:restartNumberingAfterBreak="0">
     <w:nsid w:val="681A0CDC"/>
     <w:multiLevelType w:val="hybridMultilevel"/>
     <w:tmpl w:val="3072FDB4"/>
@@ -9411,7 +10287,7 @@
       </w:pPr>
     </w:lvl>
   </w:abstractNum>
-  <w:abstractNum w:abstractNumId="90" w15:restartNumberingAfterBreak="0">
+  <w:abstractNum w:abstractNumId="92" w15:restartNumberingAfterBreak="0">
     <w:nsid w:val="68930CE9"/>
     <w:multiLevelType w:val="hybridMultilevel"/>
     <w:tmpl w:val="C2D02C52"/>
@@ -9503,7 +10379,7 @@
       </w:pPr>
     </w:lvl>
   </w:abstractNum>
-  <w:abstractNum w:abstractNumId="91" w15:restartNumberingAfterBreak="0">
+  <w:abstractNum w:abstractNumId="93" w15:restartNumberingAfterBreak="0">
     <w:nsid w:val="69CF734A"/>
     <w:multiLevelType w:val="hybridMultilevel"/>
     <w:tmpl w:val="3B687E36"/>
@@ -9597,7 +10473,99 @@
       </w:pPr>
     </w:lvl>
   </w:abstractNum>
-  <w:abstractNum w:abstractNumId="92" w15:restartNumberingAfterBreak="0">
+  <w:abstractNum w:abstractNumId="94" w15:restartNumberingAfterBreak="0">
+    <w:nsid w:val="6D9F3C32"/>
+    <w:multiLevelType w:val="hybridMultilevel"/>
+    <w:tmpl w:val="5388DB50"/>
+    <w:lvl w:ilvl="0" w:tplc="3D50B9F8">
+      <w:start w:val="2"/>
+      <w:numFmt w:val="upperLetter"/>
+      <w:pStyle w:val="BlkLp"/>
+      <w:lvlText w:val="%1:"/>
+      <w:lvlJc w:val="left"/>
+      <w:pPr>
+        <w:ind w:left="360" w:hanging="360"/>
+      </w:pPr>
+      <w:rPr>
+        <w:rFonts w:hint="default"/>
+        <w:b/>
+        <w:bCs/>
+      </w:rPr>
+    </w:lvl>
+    <w:lvl w:ilvl="1" w:tplc="04090019" w:tentative="1">
+      <w:start w:val="1"/>
+      <w:numFmt w:val="lowerLetter"/>
+      <w:lvlText w:val="%2."/>
+      <w:lvlJc w:val="left"/>
+      <w:pPr>
+        <w:ind w:left="1080" w:hanging="360"/>
+      </w:pPr>
+    </w:lvl>
+    <w:lvl w:ilvl="2" w:tplc="0409001B" w:tentative="1">
+      <w:start w:val="1"/>
+      <w:numFmt w:val="lowerRoman"/>
+      <w:lvlText w:val="%3."/>
+      <w:lvlJc w:val="right"/>
+      <w:pPr>
+        <w:ind w:left="1800" w:hanging="180"/>
+      </w:pPr>
+    </w:lvl>
+    <w:lvl w:ilvl="3" w:tplc="0409000F" w:tentative="1">
+      <w:start w:val="1"/>
+      <w:numFmt w:val="decimal"/>
+      <w:lvlText w:val="%4."/>
+      <w:lvlJc w:val="left"/>
+      <w:pPr>
+        <w:ind w:left="2520" w:hanging="360"/>
+      </w:pPr>
+    </w:lvl>
+    <w:lvl w:ilvl="4" w:tplc="04090019" w:tentative="1">
+      <w:start w:val="1"/>
+      <w:numFmt w:val="lowerLetter"/>
+      <w:lvlText w:val="%5."/>
+      <w:lvlJc w:val="left"/>
+      <w:pPr>
+        <w:ind w:left="3240" w:hanging="360"/>
+      </w:pPr>
+    </w:lvl>
+    <w:lvl w:ilvl="5" w:tplc="0409001B" w:tentative="1">
+      <w:start w:val="1"/>
+      <w:numFmt w:val="lowerRoman"/>
+      <w:lvlText w:val="%6."/>
+      <w:lvlJc w:val="right"/>
+      <w:pPr>
+        <w:ind w:left="3960" w:hanging="180"/>
+      </w:pPr>
+    </w:lvl>
+    <w:lvl w:ilvl="6" w:tplc="0409000F" w:tentative="1">
+      <w:start w:val="1"/>
+      <w:numFmt w:val="decimal"/>
+      <w:lvlText w:val="%7."/>
+      <w:lvlJc w:val="left"/>
+      <w:pPr>
+        <w:ind w:left="4680" w:hanging="360"/>
+      </w:pPr>
+    </w:lvl>
+    <w:lvl w:ilvl="7" w:tplc="04090019" w:tentative="1">
+      <w:start w:val="1"/>
+      <w:numFmt w:val="lowerLetter"/>
+      <w:lvlText w:val="%8."/>
+      <w:lvlJc w:val="left"/>
+      <w:pPr>
+        <w:ind w:left="5400" w:hanging="360"/>
+      </w:pPr>
+    </w:lvl>
+    <w:lvl w:ilvl="8" w:tplc="0409001B" w:tentative="1">
+      <w:start w:val="1"/>
+      <w:numFmt w:val="lowerRoman"/>
+      <w:lvlText w:val="%9."/>
+      <w:lvlJc w:val="right"/>
+      <w:pPr>
+        <w:ind w:left="6120" w:hanging="180"/>
+      </w:pPr>
+    </w:lvl>
+  </w:abstractNum>
+  <w:abstractNum w:abstractNumId="95" w15:restartNumberingAfterBreak="0">
     <w:nsid w:val="6F816CC4"/>
     <w:multiLevelType w:val="hybridMultilevel"/>
     <w:tmpl w:val="D3AE3B5E"/>
@@ -9690,7 +10658,7 @@
       </w:pPr>
     </w:lvl>
   </w:abstractNum>
-  <w:abstractNum w:abstractNumId="93" w15:restartNumberingAfterBreak="0">
+  <w:abstractNum w:abstractNumId="96" w15:restartNumberingAfterBreak="0">
     <w:nsid w:val="71772F4E"/>
     <w:multiLevelType w:val="hybridMultilevel"/>
     <w:tmpl w:val="E53273C8"/>
@@ -9781,7 +10749,7 @@
       </w:pPr>
     </w:lvl>
   </w:abstractNum>
-  <w:abstractNum w:abstractNumId="94" w15:restartNumberingAfterBreak="0">
+  <w:abstractNum w:abstractNumId="97" w15:restartNumberingAfterBreak="0">
     <w:nsid w:val="718670CF"/>
     <w:multiLevelType w:val="hybridMultilevel"/>
     <w:tmpl w:val="FE56AE90"/>
@@ -9875,7 +10843,7 @@
       </w:pPr>
     </w:lvl>
   </w:abstractNum>
-  <w:abstractNum w:abstractNumId="95" w15:restartNumberingAfterBreak="0">
+  <w:abstractNum w:abstractNumId="98" w15:restartNumberingAfterBreak="0">
     <w:nsid w:val="727E12B2"/>
     <w:multiLevelType w:val="hybridMultilevel"/>
     <w:tmpl w:val="F87E8022"/>
@@ -9966,7 +10934,7 @@
       </w:pPr>
     </w:lvl>
   </w:abstractNum>
-  <w:abstractNum w:abstractNumId="96" w15:restartNumberingAfterBreak="0">
+  <w:abstractNum w:abstractNumId="99" w15:restartNumberingAfterBreak="0">
     <w:nsid w:val="72A749C7"/>
     <w:multiLevelType w:val="hybridMultilevel"/>
     <w:tmpl w:val="56A69A5C"/>
@@ -10057,7 +11025,7 @@
       </w:pPr>
     </w:lvl>
   </w:abstractNum>
-  <w:abstractNum w:abstractNumId="97" w15:restartNumberingAfterBreak="0">
+  <w:abstractNum w:abstractNumId="100" w15:restartNumberingAfterBreak="0">
     <w:nsid w:val="741800C0"/>
     <w:multiLevelType w:val="hybridMultilevel"/>
     <w:tmpl w:val="F3021D0C"/>
@@ -10170,7 +11138,7 @@
       </w:rPr>
     </w:lvl>
   </w:abstractNum>
-  <w:abstractNum w:abstractNumId="98" w15:restartNumberingAfterBreak="0">
+  <w:abstractNum w:abstractNumId="101" w15:restartNumberingAfterBreak="0">
     <w:nsid w:val="760D120B"/>
     <w:multiLevelType w:val="hybridMultilevel"/>
     <w:tmpl w:val="19F07996"/>
@@ -10264,7 +11232,7 @@
       </w:pPr>
     </w:lvl>
   </w:abstractNum>
-  <w:abstractNum w:abstractNumId="99" w15:restartNumberingAfterBreak="0">
+  <w:abstractNum w:abstractNumId="102" w15:restartNumberingAfterBreak="0">
     <w:nsid w:val="764873C4"/>
     <w:multiLevelType w:val="hybridMultilevel"/>
     <w:tmpl w:val="08D655B4"/>
@@ -10358,7 +11326,7 @@
       </w:pPr>
     </w:lvl>
   </w:abstractNum>
-  <w:abstractNum w:abstractNumId="100" w15:restartNumberingAfterBreak="0">
+  <w:abstractNum w:abstractNumId="103" w15:restartNumberingAfterBreak="0">
     <w:nsid w:val="765A1B30"/>
     <w:multiLevelType w:val="hybridMultilevel"/>
     <w:tmpl w:val="BEA6841C"/>
@@ -10454,7 +11422,7 @@
       </w:pPr>
     </w:lvl>
   </w:abstractNum>
-  <w:abstractNum w:abstractNumId="101" w15:restartNumberingAfterBreak="0">
+  <w:abstractNum w:abstractNumId="104" w15:restartNumberingAfterBreak="0">
     <w:nsid w:val="77CD49EA"/>
     <w:multiLevelType w:val="hybridMultilevel"/>
     <w:tmpl w:val="9D949C3A"/>
@@ -10546,7 +11514,7 @@
       </w:pPr>
     </w:lvl>
   </w:abstractNum>
-  <w:abstractNum w:abstractNumId="102" w15:restartNumberingAfterBreak="0">
+  <w:abstractNum w:abstractNumId="105" w15:restartNumberingAfterBreak="0">
     <w:nsid w:val="78F06410"/>
     <w:multiLevelType w:val="hybridMultilevel"/>
     <w:tmpl w:val="C602D860"/>
@@ -10637,7 +11605,7 @@
       </w:pPr>
     </w:lvl>
   </w:abstractNum>
-  <w:abstractNum w:abstractNumId="103" w15:restartNumberingAfterBreak="0">
+  <w:abstractNum w:abstractNumId="106" w15:restartNumberingAfterBreak="0">
     <w:nsid w:val="79313269"/>
     <w:multiLevelType w:val="hybridMultilevel"/>
     <w:tmpl w:val="279E3142"/>
@@ -10728,7 +11696,7 @@
       </w:pPr>
     </w:lvl>
   </w:abstractNum>
-  <w:abstractNum w:abstractNumId="104" w15:restartNumberingAfterBreak="0">
+  <w:abstractNum w:abstractNumId="107" w15:restartNumberingAfterBreak="0">
     <w:nsid w:val="7A2B05E5"/>
     <w:multiLevelType w:val="hybridMultilevel"/>
     <w:tmpl w:val="8D20ABDC"/>
@@ -10822,7 +11790,7 @@
       </w:pPr>
     </w:lvl>
   </w:abstractNum>
-  <w:abstractNum w:abstractNumId="105" w15:restartNumberingAfterBreak="0">
+  <w:abstractNum w:abstractNumId="108" w15:restartNumberingAfterBreak="0">
     <w:nsid w:val="7A902B9B"/>
     <w:multiLevelType w:val="hybridMultilevel"/>
     <w:tmpl w:val="BEA6841C"/>
@@ -10918,7 +11886,7 @@
       </w:pPr>
     </w:lvl>
   </w:abstractNum>
-  <w:abstractNum w:abstractNumId="106" w15:restartNumberingAfterBreak="0">
+  <w:abstractNum w:abstractNumId="109" w15:restartNumberingAfterBreak="0">
     <w:nsid w:val="7EA67624"/>
     <w:multiLevelType w:val="hybridMultilevel"/>
     <w:tmpl w:val="291A30C6"/>
@@ -11010,332 +11978,341 @@
     </w:lvl>
   </w:abstractNum>
   <w:num w:numId="1" w16cid:durableId="667248184">
-    <w:abstractNumId w:val="54"/>
+    <w:abstractNumId w:val="56"/>
   </w:num>
   <w:num w:numId="2" w16cid:durableId="1226453288">
-    <w:abstractNumId w:val="8"/>
+    <w:abstractNumId w:val="9"/>
   </w:num>
   <w:num w:numId="3" w16cid:durableId="1752239720">
-    <w:abstractNumId w:val="78"/>
+    <w:abstractNumId w:val="80"/>
   </w:num>
   <w:num w:numId="4" w16cid:durableId="1882479073">
-    <w:abstractNumId w:val="70"/>
+    <w:abstractNumId w:val="72"/>
   </w:num>
   <w:num w:numId="5" w16cid:durableId="1829439796">
-    <w:abstractNumId w:val="48"/>
+    <w:abstractNumId w:val="50"/>
   </w:num>
   <w:num w:numId="6" w16cid:durableId="1824153588">
-    <w:abstractNumId w:val="72"/>
+    <w:abstractNumId w:val="74"/>
   </w:num>
   <w:num w:numId="7" w16cid:durableId="1059717416">
-    <w:abstractNumId w:val="16"/>
+    <w:abstractNumId w:val="17"/>
   </w:num>
   <w:num w:numId="8" w16cid:durableId="1735008323">
-    <w:abstractNumId w:val="97"/>
+    <w:abstractNumId w:val="100"/>
   </w:num>
   <w:num w:numId="9" w16cid:durableId="1612975694">
     <w:abstractNumId w:val="0"/>
   </w:num>
   <w:num w:numId="10" w16cid:durableId="718742203">
-    <w:abstractNumId w:val="21"/>
+    <w:abstractNumId w:val="23"/>
   </w:num>
   <w:num w:numId="11" w16cid:durableId="699669721">
-    <w:abstractNumId w:val="76"/>
+    <w:abstractNumId w:val="78"/>
   </w:num>
   <w:num w:numId="12" w16cid:durableId="385908283">
-    <w:abstractNumId w:val="95"/>
+    <w:abstractNumId w:val="98"/>
   </w:num>
   <w:num w:numId="13" w16cid:durableId="1986542515">
-    <w:abstractNumId w:val="15"/>
+    <w:abstractNumId w:val="16"/>
   </w:num>
   <w:num w:numId="14" w16cid:durableId="2101636078">
     <w:abstractNumId w:val="2"/>
   </w:num>
   <w:num w:numId="15" w16cid:durableId="1264069730">
+    <w:abstractNumId w:val="93"/>
+  </w:num>
+  <w:num w:numId="16" w16cid:durableId="1546023152">
+    <w:abstractNumId w:val="92"/>
+  </w:num>
+  <w:num w:numId="17" w16cid:durableId="195582916">
+    <w:abstractNumId w:val="31"/>
+  </w:num>
+  <w:num w:numId="18" w16cid:durableId="1166481521">
+    <w:abstractNumId w:val="58"/>
+  </w:num>
+  <w:num w:numId="19" w16cid:durableId="439492112">
+    <w:abstractNumId w:val="104"/>
+  </w:num>
+  <w:num w:numId="20" w16cid:durableId="997658750">
+    <w:abstractNumId w:val="71"/>
+  </w:num>
+  <w:num w:numId="21" w16cid:durableId="1445492604">
+    <w:abstractNumId w:val="33"/>
+  </w:num>
+  <w:num w:numId="22" w16cid:durableId="1324813548">
+    <w:abstractNumId w:val="99"/>
+  </w:num>
+  <w:num w:numId="23" w16cid:durableId="1995328297">
+    <w:abstractNumId w:val="34"/>
+  </w:num>
+  <w:num w:numId="24" w16cid:durableId="1538278096">
     <w:abstractNumId w:val="91"/>
   </w:num>
-  <w:num w:numId="16" w16cid:durableId="1546023152">
+  <w:num w:numId="25" w16cid:durableId="1605729890">
+    <w:abstractNumId w:val="63"/>
+  </w:num>
+  <w:num w:numId="26" w16cid:durableId="613176844">
+    <w:abstractNumId w:val="76"/>
+  </w:num>
+  <w:num w:numId="27" w16cid:durableId="1832410741">
+    <w:abstractNumId w:val="8"/>
+  </w:num>
+  <w:num w:numId="28" w16cid:durableId="1483304690">
+    <w:abstractNumId w:val="18"/>
+  </w:num>
+  <w:num w:numId="29" w16cid:durableId="259028912">
+    <w:abstractNumId w:val="106"/>
+  </w:num>
+  <w:num w:numId="30" w16cid:durableId="618530009">
+    <w:abstractNumId w:val="15"/>
+  </w:num>
+  <w:num w:numId="31" w16cid:durableId="2050913877">
     <w:abstractNumId w:val="90"/>
   </w:num>
-  <w:num w:numId="17" w16cid:durableId="195582916">
+  <w:num w:numId="32" w16cid:durableId="795563217">
+    <w:abstractNumId w:val="26"/>
+  </w:num>
+  <w:num w:numId="33" w16cid:durableId="28991042">
+    <w:abstractNumId w:val="68"/>
+  </w:num>
+  <w:num w:numId="34" w16cid:durableId="951788158">
+    <w:abstractNumId w:val="6"/>
+  </w:num>
+  <w:num w:numId="35" w16cid:durableId="886261180">
+    <w:abstractNumId w:val="102"/>
+  </w:num>
+  <w:num w:numId="36" w16cid:durableId="1665552601">
+    <w:abstractNumId w:val="59"/>
+  </w:num>
+  <w:num w:numId="37" w16cid:durableId="1373191236">
+    <w:abstractNumId w:val="39"/>
+  </w:num>
+  <w:num w:numId="38" w16cid:durableId="1206874510">
+    <w:abstractNumId w:val="42"/>
+  </w:num>
+  <w:num w:numId="39" w16cid:durableId="1185636100">
+    <w:abstractNumId w:val="88"/>
+  </w:num>
+  <w:num w:numId="40" w16cid:durableId="333799131">
+    <w:abstractNumId w:val="46"/>
+  </w:num>
+  <w:num w:numId="41" w16cid:durableId="214898011">
+    <w:abstractNumId w:val="65"/>
+  </w:num>
+  <w:num w:numId="42" w16cid:durableId="29763134">
+    <w:abstractNumId w:val="54"/>
+  </w:num>
+  <w:num w:numId="43" w16cid:durableId="314339201">
+    <w:abstractNumId w:val="12"/>
+  </w:num>
+  <w:num w:numId="44" w16cid:durableId="1770811348">
+    <w:abstractNumId w:val="77"/>
+  </w:num>
+  <w:num w:numId="45" w16cid:durableId="360473341">
+    <w:abstractNumId w:val="37"/>
+  </w:num>
+  <w:num w:numId="46" w16cid:durableId="69236877">
+    <w:abstractNumId w:val="109"/>
+  </w:num>
+  <w:num w:numId="47" w16cid:durableId="1814908951">
+    <w:abstractNumId w:val="49"/>
+  </w:num>
+  <w:num w:numId="48" w16cid:durableId="471602117">
+    <w:abstractNumId w:val="20"/>
+  </w:num>
+  <w:num w:numId="49" w16cid:durableId="76555911">
+    <w:abstractNumId w:val="79"/>
+  </w:num>
+  <w:num w:numId="50" w16cid:durableId="995885420">
+    <w:abstractNumId w:val="64"/>
+  </w:num>
+  <w:num w:numId="51" w16cid:durableId="1752507585">
+    <w:abstractNumId w:val="44"/>
+  </w:num>
+  <w:num w:numId="52" w16cid:durableId="1231427931">
+    <w:abstractNumId w:val="95"/>
+  </w:num>
+  <w:num w:numId="53" w16cid:durableId="717049857">
+    <w:abstractNumId w:val="5"/>
+  </w:num>
+  <w:num w:numId="54" w16cid:durableId="893321363">
+    <w:abstractNumId w:val="48"/>
+  </w:num>
+  <w:num w:numId="55" w16cid:durableId="517475190">
+    <w:abstractNumId w:val="70"/>
+  </w:num>
+  <w:num w:numId="56" w16cid:durableId="945579164">
+    <w:abstractNumId w:val="66"/>
+  </w:num>
+  <w:num w:numId="57" w16cid:durableId="1837259727">
+    <w:abstractNumId w:val="11"/>
+  </w:num>
+  <w:num w:numId="58" w16cid:durableId="799567825">
+    <w:abstractNumId w:val="103"/>
+  </w:num>
+  <w:num w:numId="59" w16cid:durableId="138963974">
+    <w:abstractNumId w:val="108"/>
+  </w:num>
+  <w:num w:numId="60" w16cid:durableId="629746881">
+    <w:abstractNumId w:val="40"/>
+  </w:num>
+  <w:num w:numId="61" w16cid:durableId="1004745968">
+    <w:abstractNumId w:val="13"/>
+  </w:num>
+  <w:num w:numId="62" w16cid:durableId="1279874749">
+    <w:abstractNumId w:val="67"/>
+  </w:num>
+  <w:num w:numId="63" w16cid:durableId="742483299">
+    <w:abstractNumId w:val="86"/>
+  </w:num>
+  <w:num w:numId="64" w16cid:durableId="1672560278">
+    <w:abstractNumId w:val="57"/>
+  </w:num>
+  <w:num w:numId="65" w16cid:durableId="2141456029">
+    <w:abstractNumId w:val="84"/>
+  </w:num>
+  <w:num w:numId="66" w16cid:durableId="1634872801">
+    <w:abstractNumId w:val="69"/>
+  </w:num>
+  <w:num w:numId="67" w16cid:durableId="1757899179">
     <w:abstractNumId w:val="29"/>
   </w:num>
-  <w:num w:numId="18" w16cid:durableId="1166481521">
-    <w:abstractNumId w:val="56"/>
+  <w:num w:numId="68" w16cid:durableId="795297587">
+    <w:abstractNumId w:val="61"/>
   </w:num>
-  <w:num w:numId="19" w16cid:durableId="439492112">
-    <w:abstractNumId w:val="101"/>
+  <w:num w:numId="69" w16cid:durableId="658776858">
+    <w:abstractNumId w:val="55"/>
   </w:num>
-  <w:num w:numId="20" w16cid:durableId="997658750">
-    <w:abstractNumId w:val="69"/>
+  <w:num w:numId="70" w16cid:durableId="647438927">
+    <w:abstractNumId w:val="89"/>
   </w:num>
-  <w:num w:numId="21" w16cid:durableId="1445492604">
-    <w:abstractNumId w:val="31"/>
+  <w:num w:numId="71" w16cid:durableId="1444035556">
+    <w:abstractNumId w:val="85"/>
   </w:num>
-  <w:num w:numId="22" w16cid:durableId="1324813548">
-    <w:abstractNumId w:val="96"/>
+  <w:num w:numId="72" w16cid:durableId="569465742">
+    <w:abstractNumId w:val="35"/>
   </w:num>
-  <w:num w:numId="23" w16cid:durableId="1995328297">
+  <w:num w:numId="73" w16cid:durableId="1314094488">
+    <w:abstractNumId w:val="97"/>
+  </w:num>
+  <w:num w:numId="74" w16cid:durableId="69279948">
+    <w:abstractNumId w:val="105"/>
+  </w:num>
+  <w:num w:numId="75" w16cid:durableId="2074544202">
     <w:abstractNumId w:val="32"/>
   </w:num>
-  <w:num w:numId="24" w16cid:durableId="1538278096">
-    <w:abstractNumId w:val="89"/>
+  <w:num w:numId="76" w16cid:durableId="948439523">
+    <w:abstractNumId w:val="10"/>
   </w:num>
-  <w:num w:numId="25" w16cid:durableId="1605729890">
-    <w:abstractNumId w:val="61"/>
+  <w:num w:numId="77" w16cid:durableId="870580505">
+    <w:abstractNumId w:val="53"/>
   </w:num>
-  <w:num w:numId="26" w16cid:durableId="613176844">
-    <w:abstractNumId w:val="74"/>
+  <w:num w:numId="78" w16cid:durableId="1967856371">
+    <w:abstractNumId w:val="21"/>
   </w:num>
-  <w:num w:numId="27" w16cid:durableId="1832410741">
-    <w:abstractNumId w:val="7"/>
+  <w:num w:numId="79" w16cid:durableId="1286546230">
+    <w:abstractNumId w:val="87"/>
   </w:num>
-  <w:num w:numId="28" w16cid:durableId="1483304690">
-    <w:abstractNumId w:val="17"/>
+  <w:num w:numId="80" w16cid:durableId="391654865">
+    <w:abstractNumId w:val="73"/>
   </w:num>
-  <w:num w:numId="29" w16cid:durableId="259028912">
-    <w:abstractNumId w:val="103"/>
+  <w:num w:numId="81" w16cid:durableId="1353991129">
+    <w:abstractNumId w:val="83"/>
   </w:num>
-  <w:num w:numId="30" w16cid:durableId="618530009">
+  <w:num w:numId="82" w16cid:durableId="261453933">
+    <w:abstractNumId w:val="24"/>
+  </w:num>
+  <w:num w:numId="83" w16cid:durableId="1963729847">
+    <w:abstractNumId w:val="60"/>
+  </w:num>
+  <w:num w:numId="84" w16cid:durableId="341471403">
+    <w:abstractNumId w:val="27"/>
+  </w:num>
+  <w:num w:numId="85" w16cid:durableId="198787135">
     <w:abstractNumId w:val="14"/>
   </w:num>
-  <w:num w:numId="31" w16cid:durableId="2050913877">
-    <w:abstractNumId w:val="88"/>
-  </w:num>
-  <w:num w:numId="32" w16cid:durableId="795563217">
-    <w:abstractNumId w:val="24"/>
-  </w:num>
-  <w:num w:numId="33" w16cid:durableId="28991042">
-    <w:abstractNumId w:val="66"/>
-  </w:num>
-  <w:num w:numId="34" w16cid:durableId="951788158">
-    <w:abstractNumId w:val="5"/>
-  </w:num>
-  <w:num w:numId="35" w16cid:durableId="886261180">
-    <w:abstractNumId w:val="99"/>
-  </w:num>
-  <w:num w:numId="36" w16cid:durableId="1665552601">
-    <w:abstractNumId w:val="57"/>
-  </w:num>
-  <w:num w:numId="37" w16cid:durableId="1373191236">
-    <w:abstractNumId w:val="37"/>
-  </w:num>
-  <w:num w:numId="38" w16cid:durableId="1206874510">
-    <w:abstractNumId w:val="40"/>
-  </w:num>
-  <w:num w:numId="39" w16cid:durableId="1185636100">
-    <w:abstractNumId w:val="86"/>
-  </w:num>
-  <w:num w:numId="40" w16cid:durableId="333799131">
-    <w:abstractNumId w:val="44"/>
-  </w:num>
-  <w:num w:numId="41" w16cid:durableId="214898011">
-    <w:abstractNumId w:val="63"/>
-  </w:num>
-  <w:num w:numId="42" w16cid:durableId="29763134">
-    <w:abstractNumId w:val="52"/>
-  </w:num>
-  <w:num w:numId="43" w16cid:durableId="314339201">
-    <w:abstractNumId w:val="11"/>
-  </w:num>
-  <w:num w:numId="44" w16cid:durableId="1770811348">
-    <w:abstractNumId w:val="75"/>
-  </w:num>
-  <w:num w:numId="45" w16cid:durableId="360473341">
-    <w:abstractNumId w:val="35"/>
-  </w:num>
-  <w:num w:numId="46" w16cid:durableId="69236877">
-    <w:abstractNumId w:val="106"/>
-  </w:num>
-  <w:num w:numId="47" w16cid:durableId="1814908951">
-    <w:abstractNumId w:val="47"/>
-  </w:num>
-  <w:num w:numId="48" w16cid:durableId="471602117">
-    <w:abstractNumId w:val="18"/>
-  </w:num>
-  <w:num w:numId="49" w16cid:durableId="76555911">
-    <w:abstractNumId w:val="77"/>
-  </w:num>
-  <w:num w:numId="50" w16cid:durableId="995885420">
-    <w:abstractNumId w:val="62"/>
-  </w:num>
-  <w:num w:numId="51" w16cid:durableId="1752507585">
-    <w:abstractNumId w:val="42"/>
-  </w:num>
-  <w:num w:numId="52" w16cid:durableId="1231427931">
-    <w:abstractNumId w:val="92"/>
-  </w:num>
-  <w:num w:numId="53" w16cid:durableId="717049857">
-    <w:abstractNumId w:val="4"/>
-  </w:num>
-  <w:num w:numId="54" w16cid:durableId="893321363">
-    <w:abstractNumId w:val="46"/>
-  </w:num>
-  <w:num w:numId="55" w16cid:durableId="517475190">
-    <w:abstractNumId w:val="68"/>
-  </w:num>
-  <w:num w:numId="56" w16cid:durableId="945579164">
-    <w:abstractNumId w:val="64"/>
-  </w:num>
-  <w:num w:numId="57" w16cid:durableId="1837259727">
-    <w:abstractNumId w:val="10"/>
-  </w:num>
-  <w:num w:numId="58" w16cid:durableId="799567825">
-    <w:abstractNumId w:val="100"/>
-  </w:num>
-  <w:num w:numId="59" w16cid:durableId="138963974">
-    <w:abstractNumId w:val="105"/>
-  </w:num>
-  <w:num w:numId="60" w16cid:durableId="629746881">
-    <w:abstractNumId w:val="38"/>
-  </w:num>
-  <w:num w:numId="61" w16cid:durableId="1004745968">
-    <w:abstractNumId w:val="12"/>
-  </w:num>
-  <w:num w:numId="62" w16cid:durableId="1279874749">
-    <w:abstractNumId w:val="65"/>
-  </w:num>
-  <w:num w:numId="63" w16cid:durableId="742483299">
-    <w:abstractNumId w:val="84"/>
-  </w:num>
-  <w:num w:numId="64" w16cid:durableId="1672560278">
-    <w:abstractNumId w:val="55"/>
-  </w:num>
-  <w:num w:numId="65" w16cid:durableId="2141456029">
-    <w:abstractNumId w:val="82"/>
-  </w:num>
-  <w:num w:numId="66" w16cid:durableId="1634872801">
-    <w:abstractNumId w:val="67"/>
-  </w:num>
-  <w:num w:numId="67" w16cid:durableId="1757899179">
-    <w:abstractNumId w:val="27"/>
-  </w:num>
-  <w:num w:numId="68" w16cid:durableId="795297587">
-    <w:abstractNumId w:val="59"/>
-  </w:num>
-  <w:num w:numId="69" w16cid:durableId="658776858">
-    <w:abstractNumId w:val="53"/>
-  </w:num>
-  <w:num w:numId="70" w16cid:durableId="647438927">
-    <w:abstractNumId w:val="87"/>
-  </w:num>
-  <w:num w:numId="71" w16cid:durableId="1444035556">
-    <w:abstractNumId w:val="83"/>
-  </w:num>
-  <w:num w:numId="72" w16cid:durableId="569465742">
-    <w:abstractNumId w:val="33"/>
-  </w:num>
-  <w:num w:numId="73" w16cid:durableId="1314094488">
-    <w:abstractNumId w:val="94"/>
-  </w:num>
-  <w:num w:numId="74" w16cid:durableId="69279948">
-    <w:abstractNumId w:val="102"/>
-  </w:num>
-  <w:num w:numId="75" w16cid:durableId="2074544202">
-    <w:abstractNumId w:val="30"/>
-  </w:num>
-  <w:num w:numId="76" w16cid:durableId="948439523">
-    <w:abstractNumId w:val="9"/>
-  </w:num>
-  <w:num w:numId="77" w16cid:durableId="870580505">
-    <w:abstractNumId w:val="51"/>
-  </w:num>
-  <w:num w:numId="78" w16cid:durableId="1967856371">
-    <w:abstractNumId w:val="19"/>
-  </w:num>
-  <w:num w:numId="79" w16cid:durableId="1286546230">
-    <w:abstractNumId w:val="85"/>
-  </w:num>
-  <w:num w:numId="80" w16cid:durableId="391654865">
-    <w:abstractNumId w:val="71"/>
-  </w:num>
-  <w:num w:numId="81" w16cid:durableId="1353991129">
-    <w:abstractNumId w:val="81"/>
-  </w:num>
-  <w:num w:numId="82" w16cid:durableId="261453933">
-    <w:abstractNumId w:val="22"/>
-  </w:num>
-  <w:num w:numId="83" w16cid:durableId="1963729847">
-    <w:abstractNumId w:val="58"/>
-  </w:num>
-  <w:num w:numId="84" w16cid:durableId="341471403">
-    <w:abstractNumId w:val="25"/>
-  </w:num>
-  <w:num w:numId="85" w16cid:durableId="198787135">
-    <w:abstractNumId w:val="13"/>
-  </w:num>
   <w:num w:numId="86" w16cid:durableId="1443694159">
-    <w:abstractNumId w:val="41"/>
+    <w:abstractNumId w:val="43"/>
   </w:num>
   <w:num w:numId="87" w16cid:durableId="1935019435">
-    <w:abstractNumId w:val="3"/>
+    <w:abstractNumId w:val="4"/>
   </w:num>
   <w:num w:numId="88" w16cid:durableId="450711636">
     <w:abstractNumId w:val="1"/>
   </w:num>
   <w:num w:numId="89" w16cid:durableId="1193613797">
-    <w:abstractNumId w:val="23"/>
+    <w:abstractNumId w:val="25"/>
   </w:num>
   <w:num w:numId="90" w16cid:durableId="1353461263">
-    <w:abstractNumId w:val="39"/>
+    <w:abstractNumId w:val="41"/>
   </w:num>
   <w:num w:numId="91" w16cid:durableId="1698390398">
-    <w:abstractNumId w:val="79"/>
+    <w:abstractNumId w:val="81"/>
   </w:num>
   <w:num w:numId="92" w16cid:durableId="1169324276">
-    <w:abstractNumId w:val="104"/>
+    <w:abstractNumId w:val="107"/>
   </w:num>
   <w:num w:numId="93" w16cid:durableId="2139564923">
+    <w:abstractNumId w:val="47"/>
+  </w:num>
+  <w:num w:numId="94" w16cid:durableId="1810437231">
+    <w:abstractNumId w:val="28"/>
+  </w:num>
+  <w:num w:numId="95" w16cid:durableId="441463227">
+    <w:abstractNumId w:val="7"/>
+  </w:num>
+  <w:num w:numId="96" w16cid:durableId="1121074320">
+    <w:abstractNumId w:val="22"/>
+  </w:num>
+  <w:num w:numId="97" w16cid:durableId="1617104256">
+    <w:abstractNumId w:val="101"/>
+  </w:num>
+  <w:num w:numId="98" w16cid:durableId="1143235242">
+    <w:abstractNumId w:val="75"/>
+  </w:num>
+  <w:num w:numId="99" w16cid:durableId="1784570657">
+    <w:abstractNumId w:val="36"/>
+  </w:num>
+  <w:num w:numId="100" w16cid:durableId="124935720">
+    <w:abstractNumId w:val="96"/>
+  </w:num>
+  <w:num w:numId="101" w16cid:durableId="860902453">
     <w:abstractNumId w:val="45"/>
   </w:num>
-  <w:num w:numId="94" w16cid:durableId="1810437231">
-    <w:abstractNumId w:val="26"/>
-  </w:num>
-  <w:num w:numId="95" w16cid:durableId="441463227">
-    <w:abstractNumId w:val="6"/>
-  </w:num>
-  <w:num w:numId="96" w16cid:durableId="1121074320">
-    <w:abstractNumId w:val="20"/>
-  </w:num>
-  <w:num w:numId="97" w16cid:durableId="1617104256">
-    <w:abstractNumId w:val="98"/>
-  </w:num>
-  <w:num w:numId="98" w16cid:durableId="1143235242">
-    <w:abstractNumId w:val="73"/>
-  </w:num>
-  <w:num w:numId="99" w16cid:durableId="1784570657">
-    <w:abstractNumId w:val="34"/>
-  </w:num>
-  <w:num w:numId="100" w16cid:durableId="124935720">
-    <w:abstractNumId w:val="93"/>
-  </w:num>
-  <w:num w:numId="101" w16cid:durableId="860902453">
-    <w:abstractNumId w:val="43"/>
-  </w:num>
   <w:num w:numId="102" w16cid:durableId="769737276">
-    <w:abstractNumId w:val="36"/>
+    <w:abstractNumId w:val="38"/>
   </w:num>
   <w:num w:numId="103" w16cid:durableId="271667215">
-    <w:abstractNumId w:val="28"/>
+    <w:abstractNumId w:val="30"/>
   </w:num>
   <w:num w:numId="104" w16cid:durableId="698354005">
-    <w:abstractNumId w:val="50"/>
+    <w:abstractNumId w:val="52"/>
   </w:num>
   <w:num w:numId="105" w16cid:durableId="1055930026">
-    <w:abstractNumId w:val="80"/>
+    <w:abstractNumId w:val="82"/>
   </w:num>
   <w:num w:numId="106" w16cid:durableId="1933732799">
-    <w:abstractNumId w:val="49"/>
+    <w:abstractNumId w:val="51"/>
   </w:num>
   <w:num w:numId="107" w16cid:durableId="1324892449">
-    <w:abstractNumId w:val="60"/>
+    <w:abstractNumId w:val="62"/>
+  </w:num>
+  <w:num w:numId="108" w16cid:durableId="729772830">
+    <w:abstractNumId w:val="19"/>
+  </w:num>
+  <w:num w:numId="109" w16cid:durableId="642468481">
+    <w:abstractNumId w:val="94"/>
+  </w:num>
+  <w:num w:numId="110" w16cid:durableId="1156456546">
+    <w:abstractNumId w:val="3"/>
   </w:num>
   <w:numIdMacAtCleanup w:val="106"/>
 </w:numbering>
 </file>
 
 <file path=word/styles.xml><?xml version="1.0" encoding="utf-8"?>
-<w:styles xmlns:mc="http://schemas.openxmlformats.org/markup-compatibility/2006" xmlns:r="http://schemas.openxmlformats.org/officeDocument/2006/relationships" xmlns:w="http://schemas.openxmlformats.org/wordprocessingml/2006/main" xmlns:w14="http://schemas.microsoft.com/office/word/2010/wordml" xmlns:w15="http://schemas.microsoft.com/office/word/2012/wordml" xmlns:w16cex="http://schemas.microsoft.com/office/word/2018/wordml/cex" xmlns:w16cid="http://schemas.microsoft.com/office/word/2016/wordml/cid" xmlns:w16="http://schemas.microsoft.com/office/word/2018/wordml" xmlns:w16sdtdh="http://schemas.microsoft.com/office/word/2020/wordml/sdtdatahash" xmlns:w16se="http://schemas.microsoft.com/office/word/2015/wordml/symex" mc:Ignorable="w14 w15 w16se w16cid w16 w16cex w16sdtdh">
+<w:styles xmlns:mc="http://schemas.openxmlformats.org/markup-compatibility/2006" xmlns:r="http://schemas.openxmlformats.org/officeDocument/2006/relationships" xmlns:w="http://schemas.openxmlformats.org/wordprocessingml/2006/main" xmlns:w14="http://schemas.microsoft.com/office/word/2010/wordml" xmlns:w15="http://schemas.microsoft.com/office/word/2012/wordml" xmlns:w16cex="http://schemas.microsoft.com/office/word/2018/wordml/cex" xmlns:w16cid="http://schemas.microsoft.com/office/word/2016/wordml/cid" xmlns:w16="http://schemas.microsoft.com/office/word/2018/wordml" xmlns:w16du="http://schemas.microsoft.com/office/word/2023/wordml/word16du" xmlns:w16sdtdh="http://schemas.microsoft.com/office/word/2020/wordml/sdtdatahash" xmlns:w16sdtfl="http://schemas.microsoft.com/office/word/2024/wordml/sdtformatlock" xmlns:w16se="http://schemas.microsoft.com/office/word/2015/wordml/symex" mc:Ignorable="w14 w15 w16se w16cid w16 w16cex w16sdtdh w16sdtfl w16du">
   <w:docDefaults>
     <w:rPrDefault>
       <w:rPr>
@@ -11734,12 +12711,11 @@
   <w:style w:type="paragraph" w:default="1" w:styleId="Normal">
     <w:name w:val="Normal"/>
     <w:qFormat/>
-    <w:rsid w:val="00DE74A2"/>
+    <w:rsid w:val="009A4C50"/>
   </w:style>
   <w:style w:type="character" w:default="1" w:styleId="DefaultParagraphFont">
     <w:name w:val="Default Paragraph Font"/>
     <w:uiPriority w:val="1"/>
-    <w:semiHidden/>
     <w:unhideWhenUsed/>
   </w:style>
   <w:style w:type="table" w:default="1" w:styleId="TableNormal">
@@ -11871,21 +12847,18 @@
       </w:tblCellMar>
     </w:tblPr>
   </w:style>
-  <w:style w:type="character" w:customStyle="1" w:styleId="BlankWord111">
-    <w:name w:val="BlankWord111"/>
-    <w:basedOn w:val="DefaultParagraphFont"/>
+  <w:style w:type="character" w:customStyle="1" w:styleId="BlkCh">
+    <w:name w:val="BlkCh"/>
     <w:uiPriority w:val="1"/>
-    <w:rsid w:val="00BF6E69"/>
+    <w:qFormat/>
+    <w:rsid w:val="009A4C50"/>
     <w:rPr>
       <w:rFonts w:ascii="Source Sans 3" w:hAnsi="Source Sans 3"/>
       <w:sz w:val="23"/>
-      <w:bdr w:val="dashSmallGap" w:sz="12" w:space="0" w:color="ED7D31" w:themeColor="accent2"/>
-      <w:shd w:val="pct5" w:color="auto" w:fill="FFF2CC" w:themeFill="accent4" w:themeFillTint="33"/>
-      <w14:textOutline w14:w="9525" w14:cap="rnd" w14:cmpd="sng" w14:algn="ctr">
-        <w14:noFill/>
-        <w14:prstDash w14:val="solid"/>
-        <w14:bevel/>
-      </w14:textOutline>
+      <w:szCs w:val="23"/>
+      <w:bdr w:val="dotted" w:sz="8" w:space="0" w:color="833C0B" w:themeColor="accent2" w:themeShade="80"/>
+      <w:shd w:val="clear" w:color="auto" w:fill="FFFFFF" w:themeFill="background1"/>
+      <w:lang w:bidi="ar-SA"/>
     </w:rPr>
   </w:style>
   <w:style w:type="table" w:customStyle="1" w:styleId="BorderedTable">
@@ -11933,25 +12906,17 @@
       <w:shd w:val="clear" w:color="auto" w:fill="E1DFDD"/>
     </w:rPr>
   </w:style>
-  <w:style w:type="paragraph" w:customStyle="1" w:styleId="BlankWord222">
-    <w:name w:val="BlankWord222"/>
-    <w:basedOn w:val="Normal"/>
-    <w:rsid w:val="00BF6E69"/>
+  <w:style w:type="paragraph" w:customStyle="1" w:styleId="BlkPa">
+    <w:name w:val="BlkPa"/>
+    <w:basedOn w:val="SS3-115"/>
+    <w:qFormat/>
+    <w:rsid w:val="00B5028B"/>
     <w:pPr>
-      <w:spacing w:after="0" w:line="240" w:lineRule="auto"/>
+      <w:spacing w:after="0"/>
     </w:pPr>
     <w:rPr>
-      <w:rFonts w:ascii="Source Sans 3" w:hAnsi="Source Sans 3" w:cs="B Zar"/>
-      <w:sz w:val="23"/>
-      <w:szCs w:val="21"/>
-      <w:bdr w:val="dashSmallGap" w:sz="12" w:space="0" w:color="ED7D31" w:themeColor="accent2"/>
-      <w:shd w:val="pct5" w:color="auto" w:fill="FFF2CC" w:themeFill="accent4" w:themeFillTint="33"/>
-      <w:lang w:bidi="ar-SA"/>
-      <w14:textOutline w14:w="9525" w14:cap="rnd" w14:cmpd="sng" w14:algn="ctr">
-        <w14:noFill/>
-        <w14:prstDash w14:val="solid"/>
-        <w14:bevel/>
-      </w14:textOutline>
+      <w:bdr w:val="dotted" w:sz="18" w:space="0" w:color="ED7D31" w:themeColor="accent2"/>
+      <w:shd w:val="clear" w:color="auto" w:fill="FFFFFF" w:themeFill="background1"/>
     </w:rPr>
   </w:style>
   <w:style w:type="table" w:customStyle="1" w:styleId="ColumnStackTable">
@@ -12182,46 +13147,33 @@
   </w:style>
   <w:style w:type="paragraph" w:customStyle="1" w:styleId="BlkLp">
     <w:name w:val="BlkLp"/>
-    <w:basedOn w:val="ListParagraph"/>
-    <w:link w:val="BlkLpChar"/>
     <w:qFormat/>
-    <w:rsid w:val="0036092A"/>
+    <w:rsid w:val="0096131C"/>
     <w:pPr>
-      <w:spacing w:after="120"/>
-      <w:ind w:left="0"/>
+      <w:numPr>
+        <w:numId w:val="109"/>
+      </w:numPr>
+      <w:shd w:val="clear" w:color="auto" w:fill="FFFFFF" w:themeFill="background1"/>
     </w:pPr>
     <w:rPr>
-      <w:rFonts w:ascii="Source Sans 3 Medium" w:hAnsi="Source Sans 3 Medium" w:cs="Source Sans 3"/>
+      <w:rFonts w:ascii="Source Sans 3" w:eastAsia="Calibri" w:hAnsi="Source Sans 3" w:cs="Calibri"/>
+      <w:kern w:val="0"/>
       <w:sz w:val="23"/>
       <w:szCs w:val="23"/>
-      <w:bdr w:val="dotDash" w:sz="4" w:space="0" w:color="BFB599"/>
-      <w:shd w:val="clear" w:color="auto" w:fill="FFC9C9"/>
+      <w:bdr w:val="dotted" w:sz="12" w:space="0" w:color="FFCCCC"/>
+      <w:lang w:bidi="ar-SA"/>
+      <w14:ligatures w14:val="none"/>
     </w:rPr>
   </w:style>
   <w:style w:type="character" w:customStyle="1" w:styleId="ListParagraphChar">
     <w:name w:val="List Paragraph Char"/>
     <w:basedOn w:val="DefaultParagraphFont"/>
     <w:link w:val="ListParagraph"/>
-    <w:uiPriority w:val="1"/>
+    <w:uiPriority w:val="34"/>
     <w:rsid w:val="0036092A"/>
     <w:rPr>
       <w:rFonts w:ascii="Calibri" w:eastAsia="Calibri" w:hAnsi="Calibri" w:cs="Calibri"/>
       <w:kern w:val="0"/>
-      <w:lang w:bidi="ar-SA"/>
-      <w14:ligatures w14:val="none"/>
-    </w:rPr>
-  </w:style>
-  <w:style w:type="character" w:customStyle="1" w:styleId="BlkLpChar">
-    <w:name w:val="BlkLp Char"/>
-    <w:basedOn w:val="ListParagraphChar"/>
-    <w:link w:val="BlkLp"/>
-    <w:rsid w:val="0036092A"/>
-    <w:rPr>
-      <w:rFonts w:ascii="Source Sans 3 Medium" w:eastAsia="Calibri" w:hAnsi="Source Sans 3 Medium" w:cs="Source Sans 3"/>
-      <w:kern w:val="0"/>
-      <w:sz w:val="23"/>
-      <w:szCs w:val="23"/>
-      <w:bdr w:val="dotDash" w:sz="4" w:space="0" w:color="BFB599"/>
       <w:lang w:bidi="ar-SA"/>
       <w14:ligatures w14:val="none"/>
     </w:rPr>
@@ -12557,44 +13509,6 @@
     <w:tcPr>
       <w:shd w:val="clear" w:color="auto" w:fill="auto"/>
     </w:tcPr>
-  </w:style>
-  <w:style w:type="paragraph" w:customStyle="1" w:styleId="BlP">
-    <w:name w:val="BlP"/>
-    <w:basedOn w:val="Normal"/>
-    <w:rsid w:val="0009783A"/>
-    <w:rPr>
-      <w:rFonts w:cs="Source Sans 3"/>
-      <w:szCs w:val="23"/>
-      <w:bdr w:val="doubleWave" w:sz="6" w:space="0" w:color="FF0066"/>
-      <w:shd w:val="clear" w:color="auto" w:fill="F7CAAC" w:themeFill="accent2" w:themeFillTint="66"/>
-    </w:rPr>
-  </w:style>
-  <w:style w:type="paragraph" w:customStyle="1" w:styleId="BlkPa">
-    <w:name w:val="BlkPa"/>
-    <w:basedOn w:val="Normal"/>
-    <w:qFormat/>
-    <w:rsid w:val="00D073E7"/>
-    <w:rPr>
-      <w:rFonts w:cs="Source Sans 3"/>
-      <w:szCs w:val="25"/>
-      <w:bdr w:val="dashed" w:sz="4" w:space="0" w:color="FF0000"/>
-      <w:shd w:val="clear" w:color="auto" w:fill="FBE4D5" w:themeFill="accent2" w:themeFillTint="33"/>
-    </w:rPr>
-  </w:style>
-  <w:style w:type="character" w:customStyle="1" w:styleId="BlkCh">
-    <w:name w:val="BlkCh"/>
-    <w:basedOn w:val="DefaultParagraphFont"/>
-    <w:uiPriority w:val="1"/>
-    <w:qFormat/>
-    <w:rsid w:val="00B27DA1"/>
-    <w:rPr>
-      <w:rFonts w:ascii="Source Sans 3" w:hAnsi="Source Sans 3"/>
-      <w:sz w:val="25"/>
-      <w:szCs w:val="25"/>
-      <w:bdr w:val="dotted" w:sz="12" w:space="0" w:color="FF0000"/>
-      <w:shd w:val="clear" w:color="auto" w:fill="FFF2CC" w:themeFill="accent4" w:themeFillTint="33"/>
-      <w:lang w:bidi="ar-SA"/>
-    </w:rPr>
   </w:style>
 </w:styles>
 </file>
